--- a/chapters/ozturk.docx
+++ b/chapters/ozturk.docx
@@ -1,6 +1,6 @@
 
 <file path=word/document.xml><?xml version="1.0" encoding="utf-8"?>
-<w:document xmlns:wpc="http://schemas.microsoft.com/office/word/2010/wordprocessingCanvas" xmlns:cx="http://schemas.microsoft.com/office/drawing/2014/chartex" xmlns:cx1="http://schemas.microsoft.com/office/drawing/2015/9/8/chartex" xmlns:cx2="http://schemas.microsoft.com/office/drawing/2015/10/21/chartex" xmlns:cx3="http://schemas.microsoft.com/office/drawing/2016/5/9/chartex" xmlns:cx4="http://schemas.microsoft.com/office/drawing/2016/5/10/chartex" xmlns:cx5="http://schemas.microsoft.com/office/drawing/2016/5/11/chartex" xmlns:cx6="http://schemas.microsoft.com/office/drawing/2016/5/12/chartex" xmlns:cx7="http://schemas.microsoft.com/office/drawing/2016/5/13/chartex" xmlns:cx8="http://schemas.microsoft.com/office/drawing/2016/5/14/chartex" xmlns:mc="http://schemas.openxmlformats.org/markup-compatibility/2006" xmlns:aink="http://schemas.microsoft.com/office/drawing/2016/ink" xmlns:am3d="http://schemas.microsoft.com/office/drawing/2017/model3d" xmlns:o="urn:schemas-microsoft-com:office:office" xmlns:oel="http://schemas.microsoft.com/office/2019/extlst" xmlns:r="http://schemas.openxmlformats.org/officeDocument/2006/relationships" xmlns:m="http://schemas.openxmlformats.org/officeDocument/2006/math" xmlns:v="urn:schemas-microsoft-com:vml" xmlns:wp14="http://schemas.microsoft.com/office/word/2010/wordprocessingDrawing" xmlns:wp="http://schemas.openxmlformats.org/drawingml/2006/wordprocessingDrawing" xmlns:w10="urn:schemas-microsoft-com:office:word" xmlns:w="http://schemas.openxmlformats.org/wordprocessingml/2006/main" xmlns:w14="http://schemas.microsoft.com/office/word/2010/wordml" xmlns:w15="http://schemas.microsoft.com/office/word/2012/wordml" xmlns:w16cex="http://schemas.microsoft.com/office/word/2018/wordml/cex" xmlns:w16cid="http://schemas.microsoft.com/office/word/2016/wordml/cid" xmlns:w16="http://schemas.microsoft.com/office/word/2018/wordml" xmlns:w16du="http://schemas.microsoft.com/office/word/2023/wordml/word16du" xmlns:w16sdtdh="http://schemas.microsoft.com/office/word/2020/wordml/sdtdatahash" xmlns:w16sdtfl="http://schemas.microsoft.com/office/word/2024/wordml/sdtformatlock" xmlns:w16se="http://schemas.microsoft.com/office/word/2015/wordml/symex" xmlns:wpg="http://schemas.microsoft.com/office/word/2010/wordprocessingGroup" xmlns:wpi="http://schemas.microsoft.com/office/word/2010/wordprocessingInk" xmlns:wne="http://schemas.microsoft.com/office/word/2006/wordml" xmlns:wps="http://schemas.microsoft.com/office/word/2010/wordprocessingShape" mc:Ignorable="w14 w15 w16se w16cid w16 w16cex w16sdtdh w16sdtfl w16du wp14">
+<w:document xmlns:wpc="http://schemas.microsoft.com/office/word/2010/wordprocessingCanvas" xmlns:cx="http://schemas.microsoft.com/office/drawing/2014/chartex" xmlns:cx1="http://schemas.microsoft.com/office/drawing/2015/9/8/chartex" xmlns:cx2="http://schemas.microsoft.com/office/drawing/2015/10/21/chartex" xmlns:cx3="http://schemas.microsoft.com/office/drawing/2016/5/9/chartex" xmlns:cx4="http://schemas.microsoft.com/office/drawing/2016/5/10/chartex" xmlns:cx5="http://schemas.microsoft.com/office/drawing/2016/5/11/chartex" xmlns:cx6="http://schemas.microsoft.com/office/drawing/2016/5/12/chartex" xmlns:cx7="http://schemas.microsoft.com/office/drawing/2016/5/13/chartex" xmlns:cx8="http://schemas.microsoft.com/office/drawing/2016/5/14/chartex" xmlns:mc="http://schemas.openxmlformats.org/markup-compatibility/2006" xmlns:m="http://schemas.openxmlformats.org/officeDocument/2006/math" xmlns:aink="http://schemas.microsoft.com/office/drawing/2016/ink" xmlns:am3d="http://schemas.microsoft.com/office/drawing/2017/model3d" xmlns:oel="http://schemas.microsoft.com/office/2019/extlst" xmlns:r="http://schemas.openxmlformats.org/officeDocument/2006/relationships" xmlns:wp14="http://schemas.microsoft.com/office/word/2010/wordprocessingDrawing" xmlns:wp="http://schemas.openxmlformats.org/drawingml/2006/wordprocessingDrawing" xmlns:wpg="http://schemas.microsoft.com/office/word/2010/wordprocessingGroup" xmlns:wpi="http://schemas.microsoft.com/office/word/2010/wordprocessingInk" xmlns:wps="http://schemas.microsoft.com/office/word/2010/wordprocessingShape" xmlns:o="urn:schemas-microsoft-com:office:office" xmlns:v="urn:schemas-microsoft-com:vml" xmlns:w10="urn:schemas-microsoft-com:office:word" xmlns:w="http://schemas.openxmlformats.org/wordprocessingml/2006/main" xmlns:w14="http://schemas.microsoft.com/office/word/2010/wordml" xmlns:w15="http://schemas.microsoft.com/office/word/2012/wordml" xmlns:w16cex="http://schemas.microsoft.com/office/word/2018/wordml/cex" xmlns:w16cid="http://schemas.microsoft.com/office/word/2016/wordml/cid" xmlns:w16="http://schemas.microsoft.com/office/word/2018/wordml" xmlns:w16sdtdh="http://schemas.microsoft.com/office/word/2020/wordml/sdtdatahash" xmlns:w16sdtfl="http://schemas.microsoft.com/office/word/2024/wordml/sdtformatlock" xmlns:w16se="http://schemas.microsoft.com/office/word/2015/wordml/symex" xmlns:w16du="http://schemas.microsoft.com/office/word/2023/wordml/word16du" xmlns:wne="http://schemas.microsoft.com/office/word/2006/wordml" mc:Ignorable="w14 w15 w16se w16cid w16 w16cex w16sdtdh w16sdtfl w16du wp14">
   <w:body>
     <w:p>
       <w:pPr>
@@ -91,11 +91,29 @@
         <w:rPr>
           <w:lang w:val="en-US"/>
         </w:rPr>
-        <w:t>, remains a foundational text for cultural studies and political theory, it has frequently been stripped of its harsher, materialist edge. In the popular academic imagination, Althusser is often reduced to the "philosopher of ideology", the thinker who moved the goalposts of Marxism away from the gritty realities of state violence and economic base toward the nebulous realm of subject-formation. Furthermore, as noted before, we witnessed an impressive number of books in various languages have the phrase “against Althusser” in the title</w:t>
-      </w:r>
-      <w:r>
-        <w:rPr>
-          <w:rStyle w:val="SonNotBavurusu"/>
+        <w:t xml:space="preserve">, remains a foundational text for cultural studies and political theory, it has frequently been stripped of its harsher, materialist edge. In the popular academic imagination, Althusser is often reduced to the "philosopher of ideology", the thinker who moved the goalposts of Marxism away from the gritty realities of state violence and economic base toward the nebulous realm of subject-formation. Furthermore, as noted before, we </w:t>
+      </w:r>
+      <w:r>
+        <w:rPr>
+          <w:lang w:val="en-US"/>
+        </w:rPr>
+        <w:t xml:space="preserve">have </w:t>
+      </w:r>
+      <w:r>
+        <w:rPr>
+          <w:lang w:val="en-US"/>
+        </w:rPr>
+        <w:t>witnessed an impressive number of books in various languages have the phrase “against Althusser” in the title</w:t>
+      </w:r>
+      <w:r>
+        <w:rPr>
+          <w:lang w:val="en-US"/>
+        </w:rPr>
+        <w:t>.</w:t>
+      </w:r>
+      <w:r>
+        <w:rPr>
+          <w:rStyle w:val="EndnoteReference"/>
           <w:lang w:val="en-US"/>
         </w:rPr>
         <w:endnoteReference w:id="1"/>
@@ -104,23 +122,71 @@
         <w:rPr>
           <w:lang w:val="en-US"/>
         </w:rPr>
-        <w:t>. Denuncing him as a structualist, a philosopher who liquidated the subject</w:t>
-      </w:r>
-      <w:r>
-        <w:rPr>
-          <w:lang w:val="en-US"/>
-        </w:rPr>
-        <w:t xml:space="preserve"> (ref as endnote, although it’s not our main concern here bla bla, Althusser’s structualist materialism article, how perry anderson and others criticize him)</w:t>
-      </w:r>
-      <w:r>
-        <w:rPr>
-          <w:lang w:val="en-US"/>
-        </w:rPr>
-        <w:t>, a reductionist, numerous authours from incompatible traditions of thoughts and styles created an overwhelmingly negative judgment of his work</w:t>
-      </w:r>
-      <w:r>
-        <w:rPr>
-          <w:rStyle w:val="SonNotBavurusu"/>
+        <w:t xml:space="preserve"> </w:t>
+      </w:r>
+      <w:proofErr w:type="spellStart"/>
+      <w:r>
+        <w:rPr>
+          <w:lang w:val="en-US"/>
+        </w:rPr>
+        <w:t>Denuncing</w:t>
+      </w:r>
+      <w:proofErr w:type="spellEnd"/>
+      <w:r>
+        <w:rPr>
+          <w:lang w:val="en-US"/>
+        </w:rPr>
+        <w:t xml:space="preserve"> him as a </w:t>
+      </w:r>
+      <w:proofErr w:type="spellStart"/>
+      <w:r>
+        <w:rPr>
+          <w:lang w:val="en-US"/>
+        </w:rPr>
+        <w:t>structualist</w:t>
+      </w:r>
+      <w:proofErr w:type="spellEnd"/>
+      <w:r>
+        <w:rPr>
+          <w:lang w:val="en-US"/>
+        </w:rPr>
+        <w:t xml:space="preserve">, a philosopher who liquidated the subject, a reductionist, numerous </w:t>
+      </w:r>
+      <w:proofErr w:type="spellStart"/>
+      <w:r>
+        <w:rPr>
+          <w:lang w:val="en-US"/>
+        </w:rPr>
+        <w:t>authours</w:t>
+      </w:r>
+      <w:proofErr w:type="spellEnd"/>
+      <w:r>
+        <w:rPr>
+          <w:lang w:val="en-US"/>
+        </w:rPr>
+        <w:t xml:space="preserve"> from incompatible traditions of thoughts and styles </w:t>
+      </w:r>
+      <w:r>
+        <w:rPr>
+          <w:lang w:val="en-US"/>
+        </w:rPr>
+        <w:t xml:space="preserve">have </w:t>
+      </w:r>
+      <w:r>
+        <w:rPr>
+          <w:lang w:val="en-US"/>
+        </w:rPr>
+        <w:t>created an overwhelmingly negative judgment of his work</w:t>
+      </w:r>
+      <w:r>
+        <w:rPr>
+          <w:lang w:val="en-US"/>
+        </w:rPr>
+        <w:t>.</w:t>
+      </w:r>
+      <w:r>
+        <w:rPr>
+          <w:rStyle w:val="EndnoteReference"/>
           <w:lang w:val="en-US"/>
         </w:rPr>
         <w:endnoteReference w:id="2"/>
@@ -129,7 +195,7 @@
         <w:rPr>
           <w:lang w:val="en-US"/>
         </w:rPr>
-        <w:t xml:space="preserve">. </w:t>
+        <w:t xml:space="preserve"> </w:t>
       </w:r>
     </w:p>
     <w:p>
@@ -146,7 +212,31 @@
         <w:rPr>
           <w:lang w:val="en-US"/>
         </w:rPr>
-        <w:t>However, this "culturalist" appropriation of Althusser does a disservice to the structural rigor of his project. To view Althusser as a thinker who merely substituted the "hard" power of the state for the "soft" power of ideology is to miss the central tension of his work: the attempt to map the state as a unified, multifaceted apparatus that ensures the reproduction of the conditions of production. This chapter seeks to move beyond the binary of coercion versus ideology. By revisiting Althusser’s state theory, I contend that his work does not represent a retreat from the economic, but rather a sophisticated synthesis of Western Marxism’s concern with hegemony and Eastern Marxism’s emphasis on the coercive state. To understand Althusser is to understand that the state is never just an idea, nor is it just a baton; it is the essential machinery that prevents the capitalist social formation from collapsing under its own inherent contradictions.</w:t>
+        <w:t xml:space="preserve">However, this "culturalist" appropriation of Althusser does a disservice to the structural rigor of his project. To view Althusser as a thinker who merely </w:t>
+      </w:r>
+      <w:r>
+        <w:rPr>
+          <w:lang w:val="en-US"/>
+        </w:rPr>
+        <w:t>replaced</w:t>
+      </w:r>
+      <w:r>
+        <w:rPr>
+          <w:lang w:val="en-US"/>
+        </w:rPr>
+        <w:t xml:space="preserve"> the "hard" power of the state </w:t>
+      </w:r>
+      <w:r>
+        <w:rPr>
+          <w:lang w:val="en-US"/>
+        </w:rPr>
+        <w:t>with</w:t>
+      </w:r>
+      <w:r>
+        <w:rPr>
+          <w:lang w:val="en-US"/>
+        </w:rPr>
+        <w:t xml:space="preserve"> the "soft" power of ideology is to miss the central tension of his work: the attempt to map the state as a unified, multifaceted apparatus that ensures the reproduction of the conditions of production. This chapter seeks to move beyond the binary of coercion versus ideology. By revisiting Althusser’s state theory, I contend that his work does not represent a retreat from the economic, but rather a sophisticated synthesis of Western Marxism’s concern with hegemony and Eastern Marxism’s emphasis on the coercive state. To understand Althusser is to understand that the state is never just an idea, nor is it just a baton; it is the essential machinery that prevents the capitalist social formation from collapsing under its own inherent contradictions.</w:t>
       </w:r>
     </w:p>
     <w:p>
@@ -160,6 +250,14 @@
           <w:lang w:val="en-US"/>
         </w:rPr>
       </w:pPr>
+      <w:r>
+        <w:rPr>
+          <w:b/>
+          <w:bCs/>
+          <w:lang w:val="en-US"/>
+        </w:rPr>
+        <w:t>Bridging Eastern and Western Marxism</w:t>
+      </w:r>
     </w:p>
     <w:p>
       <w:pPr>
@@ -167,47 +265,21 @@
         <w:spacing w:line="360" w:lineRule="auto"/>
         <w:jc w:val="both"/>
         <w:rPr>
-          <w:b/>
-          <w:bCs/>
-          <w:lang w:val="en-US"/>
-        </w:rPr>
-      </w:pPr>
-      <w:r>
-        <w:rPr>
-          <w:b/>
-          <w:bCs/>
+          <w:lang w:val="en-US"/>
+        </w:rPr>
+      </w:pPr>
+      <w:r>
+        <w:rPr>
+          <w:lang w:val="en-US"/>
+        </w:rPr>
+        <w:t xml:space="preserve">To situate Althusser’s intervention, one must first recognize the theoretical "deadlock" he inherited. On one side stood the orthodox, often "Eastern" interpretation of the state as a </w:t>
+      </w:r>
+      <w:r>
+        <w:rPr>
           <w:lang w:val="en-US"/>
         </w:rPr>
         <w:lastRenderedPageBreak/>
-        <w:t>Bridging Eastern and Western Marxism</w:t>
-      </w:r>
-    </w:p>
-    <w:p>
-      <w:pPr>
-        <w:pStyle w:val="NormalWeb"/>
-        <w:spacing w:line="360" w:lineRule="auto"/>
-        <w:jc w:val="both"/>
-        <w:rPr>
-          <w:lang w:val="en-US"/>
-        </w:rPr>
-      </w:pPr>
-      <w:r>
-        <w:rPr>
-          <w:lang w:val="en-US"/>
-        </w:rPr>
-        <w:t>To situate Althusser’s intervention, one must first recognize the theoretical "deadlock" he inherited. On one side stood the orthodox, often "Eastern" interpretation of the state as a "machine of repression"</w:t>
-      </w:r>
-      <w:r>
-        <w:rPr>
-          <w:lang w:val="en-US"/>
-        </w:rPr>
-        <w:t xml:space="preserve">, </w:t>
-      </w:r>
-      <w:r>
-        <w:rPr>
-          <w:lang w:val="en-US"/>
-        </w:rPr>
-        <w:t>a tool wielded by the ruling class to maintain dominance through sheer force. On the other side lay the burgeoning Western Marxist tradition, heavily influenced by Gramsci, which focused on the "consent" of the governed and the role of civil society.</w:t>
+        <w:t>"machine of repression", a tool wielded by the ruling class to maintain dominance through sheer force. On the other side lay the burgeoning Western Marxist tradition, heavily influenced by Gramsci, which focused on the "consent" of the governed and the role of civil society.</w:t>
       </w:r>
     </w:p>
     <w:p>
@@ -255,11 +327,25 @@
         <w:rPr>
           <w:lang w:val="en-US"/>
         </w:rPr>
-        <w:t>The Althusserian state is, therefore, a dual-engine. It operates via the Repressive State Apparatus (RSA), which functions through violence (or the threat thereof), and the Ideological State Apparatus (ISA), which functions through the subtle interpellation of individuals into subjects. Crucially, Althusser’s innovation was the realization that no apparatus is purely one or the other. The army (RSA) has its own internal ideology, and the school (ISA) has its own forms of discipline and punishment</w:t>
-      </w:r>
-      <w:r>
-        <w:rPr>
-          <w:rStyle w:val="SonNotBavurusu"/>
+        <w:t xml:space="preserve">The </w:t>
+      </w:r>
+      <w:proofErr w:type="spellStart"/>
+      <w:r>
+        <w:rPr>
+          <w:lang w:val="en-US"/>
+        </w:rPr>
+        <w:t>Althusserian</w:t>
+      </w:r>
+      <w:proofErr w:type="spellEnd"/>
+      <w:r>
+        <w:rPr>
+          <w:lang w:val="en-US"/>
+        </w:rPr>
+        <w:t xml:space="preserve"> state is, therefore, a dual-engine. It operates via the Repressive State Apparatus (RSA), which functions through violence (or the threat thereof), and the Ideological State Apparatus (ISA), which functions through the subtle interpellation</w:t>
+      </w:r>
+      <w:r>
+        <w:rPr>
+          <w:rStyle w:val="EndnoteReference"/>
           <w:lang w:val="en-US"/>
         </w:rPr>
         <w:endnoteReference w:id="3"/>
@@ -268,7 +354,20 @@
         <w:rPr>
           <w:lang w:val="en-US"/>
         </w:rPr>
+        <w:t xml:space="preserve"> of individuals into subjects. Crucially, Althusser’s innovation was the realization that no apparatus is purely one or the other. The army (RSA) has its own internal ideology, and the school (ISA) has its own forms of discipline and punishment</w:t>
+      </w:r>
+      <w:r>
+        <w:rPr>
+          <w:lang w:val="en-US"/>
+        </w:rPr>
         <w:t>.</w:t>
+      </w:r>
+      <w:r>
+        <w:rPr>
+          <w:rStyle w:val="EndnoteReference"/>
+          <w:lang w:val="en-US"/>
+        </w:rPr>
+        <w:endnoteReference w:id="4"/>
       </w:r>
     </w:p>
     <w:p>
@@ -340,27 +439,53 @@
         <w:rPr>
           <w:lang w:val="en-US"/>
         </w:rPr>
-        <w:t xml:space="preserve">This is where the Althusserian project deepens the Gramscian notion of "hegemony." Where Gramsci sees hegemony as a somewhat fluid negotiation between civil society and the </w:t>
+        <w:t xml:space="preserve">This is where the </w:t>
+      </w:r>
+      <w:proofErr w:type="spellStart"/>
+      <w:r>
+        <w:rPr>
+          <w:lang w:val="en-US"/>
+        </w:rPr>
+        <w:t>Althusserian</w:t>
+      </w:r>
+      <w:proofErr w:type="spellEnd"/>
+      <w:r>
+        <w:rPr>
+          <w:lang w:val="en-US"/>
+        </w:rPr>
+        <w:t xml:space="preserve"> project deepens the Gramscian notion of "hegemony." Where Gramsci sees hegemony as a somewhat fluid negotiation between civil society and the state, Althusser formalizes this through the materiality of the apparatus. He rejects the idealist notion that ideology is a set of "disembodied ideas" floating in the consciousness of the proletariat. Instead, he insists that "ideology has a material existence</w:t>
+      </w:r>
+      <w:r>
+        <w:rPr>
+          <w:lang w:val="en-US"/>
+        </w:rPr>
+        <w:t>.</w:t>
+      </w:r>
+      <w:r>
+        <w:rPr>
+          <w:lang w:val="en-US"/>
+        </w:rPr>
+        <w:t>"</w:t>
+      </w:r>
+      <w:r>
+        <w:rPr>
+          <w:rStyle w:val="EndnoteReference"/>
+          <w:lang w:val="en-US"/>
+        </w:rPr>
+        <w:endnoteReference w:id="5"/>
+      </w:r>
+      <w:r>
+        <w:rPr>
+          <w:lang w:val="en-US"/>
+        </w:rPr>
+        <w:t xml:space="preserve"> It exists in the ritual of the church, the discipline of the classroom, and the bureaucratic procedure of the office. By </w:t>
       </w:r>
       <w:r>
         <w:rPr>
           <w:lang w:val="en-US"/>
         </w:rPr>
         <w:lastRenderedPageBreak/>
-        <w:t>state, Althusser formalizes this through the materiality of the apparatus. He rejects the idealist notion that ideology is a set of "disembodied ideas" floating in the consciousness of the proletariat. Instead, he insists that "ideology has a material existence"</w:t>
-      </w:r>
-      <w:r>
-        <w:rPr>
-          <w:rStyle w:val="SonNotBavurusu"/>
-          <w:lang w:val="en-US"/>
-        </w:rPr>
-        <w:endnoteReference w:id="4"/>
-      </w:r>
-      <w:r>
-        <w:rPr>
-          <w:lang w:val="en-US"/>
-        </w:rPr>
-        <w:t>. It exists in the ritual of the church, the discipline of the classroom, and the bureaucratic procedure of the office. By framing the "Western" concern with culture through a "materialist" lens, Althusser avoids the trap of bourgeois psychology. He demonstrates that the state’s non-coercive power is just as "hard" and structural as its police force, as both are anchored in the material practices that allow capitalism to reset itself every morning.</w:t>
+        <w:t>framing the "Western" concern with culture through a "materialist" lens, Althusser avoids the trap of bourgeois psychology. He demonstrates that the state’s non-coercive power is just as "hard" and structural as its police force, as both are anchored in the material practices that allow capitalism to reset itself every morning.</w:t>
       </w:r>
     </w:p>
     <w:p>
@@ -434,19 +559,36 @@
         </w:rPr>
       </w:pPr>
       <w:r>
-        <w:t>To understand the Althusserian intervention, one must first depart from a purely functionalist view of the state and move toward a theory of its structural necessity. If we pose the fundamental question “</w:t>
-      </w:r>
-      <w:r>
-        <w:t>what is the state?</w:t>
-      </w:r>
-      <w:r>
-        <w:t>”, Althusser begins by affirming the classical heritage. He acknowledges that the state cannot be understood outside of its role in class struggle:</w:t>
-      </w:r>
-      <w:r>
-        <w:rPr>
-          <w:lang w:val="en-US"/>
-        </w:rPr>
-        <w:t xml:space="preserve"> </w:t>
+        <w:rPr>
+          <w:lang w:val="en-US"/>
+        </w:rPr>
+        <w:t xml:space="preserve">To understand the </w:t>
+      </w:r>
+      <w:proofErr w:type="spellStart"/>
+      <w:r>
+        <w:rPr>
+          <w:lang w:val="en-US"/>
+        </w:rPr>
+        <w:t>Althusserian</w:t>
+      </w:r>
+      <w:proofErr w:type="spellEnd"/>
+      <w:r>
+        <w:rPr>
+          <w:lang w:val="en-US"/>
+        </w:rPr>
+        <w:t xml:space="preserve"> intervention, one must first depart from a purely functionalist view of the state and move toward a theory of its structural necessity. If we pose the fundamental question “</w:t>
+      </w:r>
+      <w:r>
+        <w:rPr>
+          <w:lang w:val="en-US"/>
+        </w:rPr>
+        <w:t>W</w:t>
+      </w:r>
+      <w:r>
+        <w:rPr>
+          <w:lang w:val="en-US"/>
+        </w:rPr>
+        <w:t xml:space="preserve">hat is the state?”, Althusser begins by affirming the classical heritage. He acknowledges that the state cannot be understood outside of its role in class struggle: </w:t>
       </w:r>
     </w:p>
     <w:p>
@@ -460,25 +602,115 @@
         </w:rPr>
       </w:pPr>
       <w:r>
+        <w:rPr>
+          <w:lang w:val="en-US"/>
+        </w:rPr>
         <w:t xml:space="preserve">The Marxist tradition is categorical: from the </w:t>
       </w:r>
       <w:r>
+        <w:rPr>
+          <w:i/>
+          <w:iCs/>
+          <w:lang w:val="en-US"/>
+        </w:rPr>
         <w:t>M</w:t>
       </w:r>
       <w:r>
-        <w:t>anifesto and the Eighteenth Brumaire on (and in all the later classic texts, above all Marx on the Paris Commune and Lenin in State and Revolution), the state is explicitly conceived as a repressive apparatus. The state is a repressive 'machine' that enables the dominant classes (in the nineteenth century, the bourgeois class and the 'class' of big landowners) to ensure their domination over the working class in order to subject it to the process of extorting surplus</w:t>
-      </w:r>
-      <w:r>
+        <w:rPr>
+          <w:i/>
+          <w:iCs/>
+          <w:lang w:val="en-US"/>
+        </w:rPr>
+        <w:t>anifesto</w:t>
+      </w:r>
+      <w:r>
+        <w:rPr>
+          <w:lang w:val="en-US"/>
+        </w:rPr>
+        <w:t xml:space="preserve"> and the </w:t>
+      </w:r>
+      <w:r>
+        <w:rPr>
+          <w:i/>
+          <w:iCs/>
+          <w:lang w:val="en-US"/>
+        </w:rPr>
+        <w:t>Eighteenth Brumaire</w:t>
+      </w:r>
+      <w:r>
+        <w:rPr>
+          <w:lang w:val="en-US"/>
+        </w:rPr>
+        <w:t xml:space="preserve"> on (and in all the later classic texts, above all Marx </w:t>
+      </w:r>
+      <w:r>
+        <w:rPr>
+          <w:i/>
+          <w:iCs/>
+          <w:lang w:val="en-US"/>
+        </w:rPr>
+        <w:t>O</w:t>
+      </w:r>
+      <w:r>
+        <w:rPr>
+          <w:i/>
+          <w:iCs/>
+          <w:lang w:val="en-US"/>
+        </w:rPr>
+        <w:t>n the Paris Commune</w:t>
+      </w:r>
+      <w:r>
+        <w:rPr>
+          <w:lang w:val="en-US"/>
+        </w:rPr>
+        <w:t xml:space="preserve"> and Lenin in </w:t>
+      </w:r>
+      <w:r>
+        <w:rPr>
+          <w:i/>
+          <w:iCs/>
+          <w:lang w:val="en-US"/>
+        </w:rPr>
+        <w:t>State and Revolution</w:t>
+      </w:r>
+      <w:r>
+        <w:rPr>
+          <w:lang w:val="en-US"/>
+        </w:rPr>
+        <w:t>), the state is explicitly conceived as a repressive apparatus. The state is a repressive 'machine' that enables the dominant classes (in the nineteenth century, the bourgeois class and the '</w:t>
+      </w:r>
+      <w:proofErr w:type="spellStart"/>
+      <w:r>
+        <w:rPr>
+          <w:lang w:val="en-US"/>
+        </w:rPr>
+        <w:t>class'</w:t>
+      </w:r>
+      <w:proofErr w:type="spellEnd"/>
+      <w:r>
+        <w:rPr>
+          <w:lang w:val="en-US"/>
+        </w:rPr>
+        <w:t xml:space="preserve"> of big landowners) to ensure their domination over the working class in order to subject it to the process of extorting surplus</w:t>
+      </w:r>
+      <w:r>
+        <w:rPr>
+          <w:lang w:val="en-US"/>
+        </w:rPr>
         <w:t xml:space="preserve"> </w:t>
       </w:r>
       <w:r>
+        <w:rPr>
+          <w:lang w:val="en-US"/>
+        </w:rPr>
         <w:t>value (that is, to capitalist exploitation)</w:t>
       </w:r>
       <w:r>
         <w:rPr>
-          <w:rStyle w:val="SonNotBavurusu"/>
-        </w:rPr>
-        <w:endnoteReference w:id="5"/>
+          <w:rStyle w:val="EndnoteReference"/>
+          <w:lang w:val="en-US"/>
+        </w:rPr>
+        <w:endnoteReference w:id="6"/>
       </w:r>
     </w:p>
     <w:p>
@@ -494,43 +726,31 @@
         <w:rPr>
           <w:lang w:val="en-US"/>
         </w:rPr>
+        <w:t>There is, as Althusser notes, nothing inherently revolutionary about this definition; it remains the bedrock of historical materialism. However, his specific contribution lies in shifting the analytical lens from the existence of the state to the logic of its reproduction. For Althusser, the "descriptive" theory of the state</w:t>
+      </w:r>
+      <w:r>
+        <w:rPr>
+          <w:lang w:val="en-US"/>
+        </w:rPr>
+        <w:t xml:space="preserve">, </w:t>
+      </w:r>
+      <w:r>
+        <w:rPr>
+          <w:lang w:val="en-US"/>
+        </w:rPr>
+        <w:t>which views it merely as a blunt instrument of class violence</w:t>
+      </w:r>
+      <w:r>
+        <w:rPr>
+          <w:lang w:val="en-US"/>
+        </w:rPr>
+        <w:t xml:space="preserve"> </w:t>
+      </w:r>
+      <w:r>
+        <w:rPr>
+          <w:lang w:val="en-US"/>
+        </w:rPr>
         <w:lastRenderedPageBreak/>
-        <w:t xml:space="preserve">There is, as Althusser notes, nothing inherently revolutionary about this definition; it remains the bedrock of historical materialism. However, his specific contribution lies in shifting the analytical lens from the </w:t>
-      </w:r>
-      <w:r>
-        <w:rPr>
-          <w:lang w:val="en-US"/>
-        </w:rPr>
-        <w:t xml:space="preserve">existence </w:t>
-      </w:r>
-      <w:r>
-        <w:rPr>
-          <w:lang w:val="en-US"/>
-        </w:rPr>
-        <w:t>of the state to the logic of its reproduction. For Althusser, the "descriptive" theory of the state</w:t>
-      </w:r>
-      <w:r>
-        <w:rPr>
-          <w:lang w:val="en-US"/>
-        </w:rPr>
-        <w:t xml:space="preserve">, </w:t>
-      </w:r>
-      <w:r>
-        <w:rPr>
-          <w:lang w:val="en-US"/>
-        </w:rPr>
-        <w:t>which views it merely as a blunt instrument of class violence</w:t>
-      </w:r>
-      <w:r>
-        <w:rPr>
-          <w:lang w:val="en-US"/>
-        </w:rPr>
-        <w:t xml:space="preserve"> </w:t>
-      </w:r>
-      <w:r>
-        <w:rPr>
-          <w:lang w:val="en-US"/>
-        </w:rPr>
         <w:t>is insufficient for explaining the longevity and stability of the capitalist social formation. The central problem is not merely how the state exists, but how it ensures its own continuity and, by extension, the continuity of the relations of production.</w:t>
       </w:r>
     </w:p>
@@ -635,10 +855,10 @@
       </w:r>
       <w:r>
         <w:rPr>
-          <w:rStyle w:val="SonNotBavurusu"/>
-          <w:lang w:val="en-US"/>
-        </w:rPr>
-        <w:endnoteReference w:id="6"/>
+          <w:rStyle w:val="EndnoteReference"/>
+          <w:lang w:val="en-US"/>
+        </w:rPr>
+        <w:endnoteReference w:id="7"/>
       </w:r>
     </w:p>
     <w:p>
@@ -695,7 +915,31 @@
         <w:rPr>
           <w:lang w:val="en-US"/>
         </w:rPr>
-        <w:t>to ensure the ideological message is received. Conversely, the Army or the Police (primary RSAs) do not function by bullets alone; they are sustained by intensive internal ideologies of "patriotism"</w:t>
+        <w:t xml:space="preserve">to ensure the ideological message is received. Conversely, the </w:t>
+      </w:r>
+      <w:r>
+        <w:rPr>
+          <w:lang w:val="en-US"/>
+        </w:rPr>
+        <w:t>a</w:t>
+      </w:r>
+      <w:r>
+        <w:rPr>
+          <w:lang w:val="en-US"/>
+        </w:rPr>
+        <w:t xml:space="preserve">rmy or the </w:t>
+      </w:r>
+      <w:r>
+        <w:rPr>
+          <w:lang w:val="en-US"/>
+        </w:rPr>
+        <w:t>p</w:t>
+      </w:r>
+      <w:r>
+        <w:rPr>
+          <w:lang w:val="en-US"/>
+        </w:rPr>
+        <w:t>olice (primary RSAs) do not function by bullets alone; they are sustained by intensive internal ideologies of "patriotism"</w:t>
       </w:r>
       <w:r>
         <w:rPr>
@@ -723,16 +967,16 @@
       </w:r>
       <w:r>
         <w:rPr>
-          <w:rStyle w:val="SonNotBavurusu"/>
-          <w:lang w:val="en-US"/>
-        </w:rPr>
-        <w:endnoteReference w:id="7"/>
-      </w:r>
-      <w:r>
-        <w:rPr>
           <w:lang w:val="en-US"/>
         </w:rPr>
         <w:t>.</w:t>
+      </w:r>
+      <w:r>
+        <w:rPr>
+          <w:rStyle w:val="EndnoteReference"/>
+          <w:lang w:val="en-US"/>
+        </w:rPr>
+        <w:endnoteReference w:id="8"/>
       </w:r>
     </w:p>
     <w:p>
@@ -749,8 +993,26 @@
         <w:rPr>
           <w:lang w:val="en-US"/>
         </w:rPr>
+        <w:t xml:space="preserve">This "doubled nature" becomes historically legible when we examine the transition from feudalism to capitalism. In the pre-capitalist era, the Church was the dominant ISA. It organized not only the religious life of the peasantry but also their temporal understanding of </w:t>
+      </w:r>
+      <w:r>
+        <w:rPr>
+          <w:lang w:val="en-US"/>
+        </w:rPr>
         <w:lastRenderedPageBreak/>
-        <w:t>This "doubled nature" becomes historically legible when we examine the transition from feudalism to capitalism. In the pre-capitalist era, the Church was the dominant ISA. It organized not only the religious life of the peasantry but also their temporal understanding of time, labor, and hierarchy. It was the Church that ensured the "reproduction" of the feudal subject through the ideology of divine right, backed by the repressive power of the tithe and the Inquisition.</w:t>
+        <w:t xml:space="preserve">time, labor, and hierarchy. It was the Church that ensured the "reproduction" of the feudal subject through the </w:t>
+      </w:r>
+      <w:r>
+        <w:rPr>
+          <w:lang w:val="en-US"/>
+        </w:rPr>
+        <w:t xml:space="preserve">religious </w:t>
+      </w:r>
+      <w:r>
+        <w:rPr>
+          <w:lang w:val="en-US"/>
+        </w:rPr>
+        <w:t>ideology, backed by the repressive power of the tithe and the Inquisition.</w:t>
       </w:r>
     </w:p>
     <w:p>
@@ -767,7 +1029,21 @@
         <w:rPr>
           <w:lang w:val="en-US"/>
         </w:rPr>
-        <w:t>However, the rise of the bourgeoisie necessitated a more flexible, technically proficient subject. The "economic necessity" of capitalism required a labor force that was literate, punctual, and habituated to the logic of the contract. Thus, the School supplanted the Church. This shift was not a humanitarian "enlightenment" but a structural realignment. The school became the site where the "ruling ideology" is internalized by the youth of all classes. For the working class, it provides the "rules" of submissiveness; for the agents of exploitation (managers, politicians), it provides the "rhetoric" of leadership. By replacing the pulpit with the classroom, the capitalist state ensured a more efficient, internalised form of control that reduced the "overhead cost" of constant physical repression.</w:t>
+        <w:t xml:space="preserve">However, the rise of the bourgeoisie necessitated a more flexible, technically proficient subject. The "economic necessity" of capitalism required a labor force that was literate, punctual, and habituated to the logic of the contract. Thus, the School supplanted the Church. This shift was not a humanitarian "enlightenment" but a structural realignment. The school became the site where the "ruling ideology" is internalized by the youth of all classes. For the working class, it provides the "rules" of submissiveness; for the agents of exploitation (managers, politicians), it provides the "rhetoric" of leadership. By replacing the pulpit with the classroom, the capitalist state ensured a more efficient, </w:t>
+      </w:r>
+      <w:proofErr w:type="spellStart"/>
+      <w:r>
+        <w:rPr>
+          <w:lang w:val="en-US"/>
+        </w:rPr>
+        <w:t>internalised</w:t>
+      </w:r>
+      <w:proofErr w:type="spellEnd"/>
+      <w:r>
+        <w:rPr>
+          <w:lang w:val="en-US"/>
+        </w:rPr>
+        <w:t xml:space="preserve"> form of control that reduced the "overhead cost" of constant physical repression.</w:t>
       </w:r>
     </w:p>
     <w:p>
@@ -778,12 +1054,14 @@
         <w:rPr>
           <w:b/>
           <w:bCs/>
+          <w:lang w:val="en-US"/>
         </w:rPr>
       </w:pPr>
       <w:r>
         <w:rPr>
           <w:b/>
           <w:bCs/>
+          <w:lang w:val="en-US"/>
         </w:rPr>
         <w:t>Challenging Reductionism</w:t>
       </w:r>
@@ -793,18 +1071,46 @@
         <w:pStyle w:val="NormalWeb"/>
         <w:spacing w:line="360" w:lineRule="auto"/>
         <w:jc w:val="both"/>
-      </w:pPr>
-      <w:r>
-        <w:t>The charge leveled against Althusser by many of his contemporaries was that he had essentially "vaporized" the economic base. In the eyes of critics like E.P. Thompson, Althusser had replaced the material reality of class struggle with a series of abstract, self-perpetuating structures</w:t>
-      </w:r>
-      <w:r>
-        <w:rPr>
-          <w:rStyle w:val="SonNotBavurusu"/>
-        </w:rPr>
-        <w:endnoteReference w:id="8"/>
-      </w:r>
-      <w:r>
-        <w:t>. By focusing so heavily on the school and the family, these critics argued, Althusser had drifted into a form of cultural idealism that looked more like sociology than Marxism. They claimed he had abandoned the "hard" economic infrastructure for the "soft" world of ideas.</w:t>
+        <w:rPr>
+          <w:lang w:val="en-US"/>
+        </w:rPr>
+      </w:pPr>
+      <w:r>
+        <w:rPr>
+          <w:lang w:val="en-US"/>
+        </w:rPr>
+        <w:t xml:space="preserve">The charge leveled against Althusser by many of his contemporaries was that he had essentially "vaporized" the economic base. In the eyes of critics like </w:t>
+      </w:r>
+      <w:r>
+        <w:rPr>
+          <w:lang w:val="en-US"/>
+        </w:rPr>
+        <w:t>E. P.</w:t>
+      </w:r>
+      <w:r>
+        <w:rPr>
+          <w:lang w:val="en-US"/>
+        </w:rPr>
+        <w:t xml:space="preserve"> Thompson, Althusser had replaced the material reality of class struggle with a series of abstract, self-perpetuating structures</w:t>
+      </w:r>
+      <w:r>
+        <w:rPr>
+          <w:lang w:val="en-US"/>
+        </w:rPr>
+        <w:t>.</w:t>
+      </w:r>
+      <w:r>
+        <w:rPr>
+          <w:rStyle w:val="EndnoteReference"/>
+          <w:lang w:val="en-US"/>
+        </w:rPr>
+        <w:endnoteReference w:id="9"/>
+      </w:r>
+      <w:r>
+        <w:rPr>
+          <w:lang w:val="en-US"/>
+        </w:rPr>
+        <w:t xml:space="preserve"> By focusing so heavily on the school and the family, these critics argued, Althusser had drifted into a form of cultural idealism that looked more like sociology than Marxism. They claimed he had abandoned the "hard" economic infrastructure for the "soft" world of ideas.</w:t>
       </w:r>
     </w:p>
     <w:p>
@@ -813,14 +1119,26 @@
         <w:spacing w:line="360" w:lineRule="auto"/>
         <w:ind w:firstLine="708"/>
         <w:jc w:val="both"/>
-      </w:pPr>
-      <w:r>
+        <w:rPr>
+          <w:lang w:val="en-US"/>
+        </w:rPr>
+      </w:pPr>
+      <w:r>
+        <w:rPr>
+          <w:lang w:val="en-US"/>
+        </w:rPr>
         <w:t>But this interpretation relies on a fundamental misunderstanding of what Althusser means by reproduction. For Althusser, the school is not a site of "ideas" in the liberal sense; it is a site of economic production. A factory cannot function simply because it has machines and raw materials; it requires a labor force that has been "pre-processed" by the state. This processing is twofold: workers must have the technical skills to operate the machinery, but they must also have the "ideological" discipline to accept the hierarchy of the shop floor. If the school fails to produce submissive, skilled subjects, the economic base itself begins to crumble. Therefore, the Ideological State Apparatus is not a "secondary" concern</w:t>
       </w:r>
       <w:r>
+        <w:rPr>
+          <w:lang w:val="en-US"/>
+        </w:rPr>
         <w:t xml:space="preserve">, </w:t>
       </w:r>
       <w:r>
+        <w:rPr>
+          <w:lang w:val="en-US"/>
+        </w:rPr>
         <w:t>it is a material requirement of the capitalist economy.</w:t>
       </w:r>
     </w:p>
@@ -830,28 +1148,60 @@
         <w:spacing w:line="360" w:lineRule="auto"/>
         <w:ind w:firstLine="708"/>
         <w:jc w:val="both"/>
-      </w:pPr>
-      <w:r>
+        <w:rPr>
+          <w:lang w:val="en-US"/>
+        </w:rPr>
+      </w:pPr>
+      <w:r>
+        <w:rPr>
+          <w:lang w:val="en-US"/>
+        </w:rPr>
+        <w:t>When Althusser is accused of being "ahistorical" or "anti-humanist," the critic usually overlooks his engagement with the concept of overdetermination</w:t>
+      </w:r>
+      <w:r>
+        <w:rPr>
+          <w:lang w:val="en-US"/>
+        </w:rPr>
+        <w:t>.</w:t>
+      </w:r>
+      <w:r>
+        <w:rPr>
+          <w:rStyle w:val="EndnoteReference"/>
+          <w:lang w:val="en-US"/>
+        </w:rPr>
+        <w:endnoteReference w:id="10"/>
+      </w:r>
+      <w:r>
+        <w:rPr>
+          <w:lang w:val="en-US"/>
+        </w:rPr>
+        <w:t xml:space="preserve"> This is a term he borrowed </w:t>
+      </w:r>
+      <w:r>
+        <w:rPr>
+          <w:lang w:val="en-US"/>
+        </w:rPr>
         <w:lastRenderedPageBreak/>
-        <w:t>When Althusser is accused of being "ahistorical" or "anti-humanist," the critic usually overlooks his engagement with the concept of overdetermination</w:t>
-      </w:r>
-      <w:r>
-        <w:rPr>
-          <w:rStyle w:val="SonNotBavurusu"/>
-        </w:rPr>
-        <w:endnoteReference w:id="9"/>
-      </w:r>
-      <w:r>
-        <w:t>. This is a term he borrowed from Freud but repurposed to explain how different levels of society—the economic, the political, and the ideological—all press down on a single historical moment</w:t>
-      </w:r>
-      <w:r>
-        <w:rPr>
-          <w:rStyle w:val="SonNotBavurusu"/>
-        </w:rPr>
-        <w:endnoteReference w:id="10"/>
-      </w:r>
-      <w:r>
-        <w:t>. He was not saying that ideology is more important than the economy. He was saying that the economy only ever acts "in the last instance." In the immediate reality of daily life, the state must use its apparatuses to keep the social formation from flying apart.</w:t>
+        <w:t>from Freud but repurposed to explain how different levels of society—the economic, the political, and the ideological—all press down on a single historical moment</w:t>
+      </w:r>
+      <w:r>
+        <w:rPr>
+          <w:lang w:val="en-US"/>
+        </w:rPr>
+        <w:t>.</w:t>
+      </w:r>
+      <w:r>
+        <w:rPr>
+          <w:rStyle w:val="EndnoteReference"/>
+          <w:lang w:val="en-US"/>
+        </w:rPr>
+        <w:endnoteReference w:id="11"/>
+      </w:r>
+      <w:r>
+        <w:rPr>
+          <w:lang w:val="en-US"/>
+        </w:rPr>
+        <w:t xml:space="preserve"> He was not saying that ideology is more important than the economy. He was saying that the economy only ever acts "in the last instance." In the immediate reality of daily life, the state must use its apparatuses to keep the social formation from flying apart.</w:t>
       </w:r>
     </w:p>
     <w:p>
@@ -892,7 +1242,7 @@
         <w:rPr>
           <w:lang w:val="en-US"/>
         </w:rPr>
-        <w:t xml:space="preserve">finds its most aggressive expression in the British Marxist tradition, specifically in the work of E.P. Thompson. In </w:t>
+        <w:t xml:space="preserve">finds its most aggressive expression in the British Marxist tradition, specifically in the work of Thompson. In </w:t>
       </w:r>
       <w:r>
         <w:rPr>
@@ -906,7 +1256,21 @@
         <w:rPr>
           <w:lang w:val="en-US"/>
         </w:rPr>
-        <w:t>, Thompson’s assault on Althusserianism is rooted in a defense of historical "experience" against what he perceived as a bloodless structuralism. For Thompson, Althusser’s state is a ghostly architecture where the "agents" of history are reduced to mere "supports" (</w:t>
+        <w:t xml:space="preserve">, Thompson’s assault on </w:t>
+      </w:r>
+      <w:proofErr w:type="spellStart"/>
+      <w:r>
+        <w:rPr>
+          <w:lang w:val="en-US"/>
+        </w:rPr>
+        <w:t>Althusserianism</w:t>
+      </w:r>
+      <w:proofErr w:type="spellEnd"/>
+      <w:r>
+        <w:rPr>
+          <w:lang w:val="en-US"/>
+        </w:rPr>
+        <w:t xml:space="preserve"> is rooted in a defense of historical "experience" against what he perceived as a bloodless structuralism. For Thompson, Althusser’s state is a ghostly architecture where the "agents" of history are reduced to mere "supports" (</w:t>
       </w:r>
       <w:r>
         <w:rPr>
@@ -924,16 +1288,36 @@
       </w:r>
       <w:r>
         <w:rPr>
-          <w:rStyle w:val="SonNotBavurusu"/>
-          <w:lang w:val="en-US"/>
-        </w:rPr>
-        <w:endnoteReference w:id="11"/>
-      </w:r>
-      <w:r>
-        <w:rPr>
-          <w:lang w:val="en-US"/>
-        </w:rPr>
-        <w:t>. This critique posits that by defining the state as an all-encompassing apparatus of reproduction, Althusser effectively eliminates the possibility of a conscious, self-organized working class. If the school, the family, and the law are all "always already" interpellating the individual into a state-sanctioned subject, then the very category of "class struggle" appears to be swallowed by the structure itself.</w:t>
+          <w:lang w:val="en-US"/>
+        </w:rPr>
+        <w:t>.</w:t>
+      </w:r>
+      <w:r>
+        <w:rPr>
+          <w:rStyle w:val="EndnoteReference"/>
+          <w:lang w:val="en-US"/>
+        </w:rPr>
+        <w:endnoteReference w:id="12"/>
+      </w:r>
+      <w:r>
+        <w:rPr>
+          <w:lang w:val="en-US"/>
+        </w:rPr>
+        <w:t xml:space="preserve"> This critique posits that by defining the state as an all-encompassing apparatus of reproduction, Althusser effectively eliminates the possibility of a conscious, self-organized working class. If the school, the family, and the law are all "always already" </w:t>
+      </w:r>
+      <w:proofErr w:type="spellStart"/>
+      <w:r>
+        <w:rPr>
+          <w:lang w:val="en-US"/>
+        </w:rPr>
+        <w:t>interpellating</w:t>
+      </w:r>
+      <w:proofErr w:type="spellEnd"/>
+      <w:r>
+        <w:rPr>
+          <w:lang w:val="en-US"/>
+        </w:rPr>
+        <w:t xml:space="preserve"> the individual into a state-sanctioned subject, then the very category of "class struggle" appears to be swallowed by the structure itself.</w:t>
       </w:r>
     </w:p>
     <w:p>
@@ -954,16 +1338,22 @@
       </w:r>
       <w:r>
         <w:rPr>
-          <w:rStyle w:val="SonNotBavurusu"/>
-          <w:lang w:val="en-US"/>
-        </w:rPr>
-        <w:endnoteReference w:id="12"/>
-      </w:r>
-      <w:r>
-        <w:rPr>
-          <w:lang w:val="en-US"/>
-        </w:rPr>
-        <w:t>" he is suggesting that the state apparatus is the very site where class struggle is organized and fought. The "interpellation" of the subject is not a magic spell that works perfectly every time; it is a material practice that can, and often does, fail.</w:t>
+          <w:lang w:val="en-US"/>
+        </w:rPr>
+        <w:t>”</w:t>
+      </w:r>
+      <w:r>
+        <w:rPr>
+          <w:rStyle w:val="EndnoteReference"/>
+          <w:lang w:val="en-US"/>
+        </w:rPr>
+        <w:endnoteReference w:id="13"/>
+      </w:r>
+      <w:r>
+        <w:rPr>
+          <w:lang w:val="en-US"/>
+        </w:rPr>
+        <w:t xml:space="preserve"> he is suggesting that the state apparatus is the very site where class struggle is organized and fought. The "interpellation" of the subject is not a magic spell that works perfectly every time; it is a material practice that can, and often does, fail.</w:t>
       </w:r>
     </w:p>
     <w:p>
@@ -980,20 +1370,54 @@
         <w:rPr>
           <w:lang w:val="en-US"/>
         </w:rPr>
-        <w:t>This brings us to the internal "break" within the Althusserian school, most notably represented by Jacques Rancière. Rancière’s departure was predicated on the belief that Althusser’s theory of ideology created a permanent hierarchy between the "scientist" who understands the structure and the "ignorant" masses who are trapped within it</w:t>
-      </w:r>
-      <w:r>
-        <w:rPr>
-          <w:rStyle w:val="SonNotBavurusu"/>
-          <w:lang w:val="en-US"/>
-        </w:rPr>
-        <w:endnoteReference w:id="13"/>
-      </w:r>
-      <w:r>
-        <w:rPr>
-          <w:lang w:val="en-US"/>
-        </w:rPr>
-        <w:t>. From this perspective, Althusser’s state theory becomes a tool of intellectual policing</w:t>
+        <w:t xml:space="preserve">This brings us to the internal "break" within the </w:t>
+      </w:r>
+      <w:proofErr w:type="spellStart"/>
+      <w:r>
+        <w:rPr>
+          <w:lang w:val="en-US"/>
+        </w:rPr>
+        <w:t>Althusserian</w:t>
+      </w:r>
+      <w:proofErr w:type="spellEnd"/>
+      <w:r>
+        <w:rPr>
+          <w:lang w:val="en-US"/>
+        </w:rPr>
+        <w:t xml:space="preserve"> school, most notably represented by Jacques Rancière. </w:t>
+      </w:r>
+      <w:proofErr w:type="spellStart"/>
+      <w:r>
+        <w:rPr>
+          <w:lang w:val="en-US"/>
+        </w:rPr>
+        <w:t>Rancière’s</w:t>
+      </w:r>
+      <w:proofErr w:type="spellEnd"/>
+      <w:r>
+        <w:rPr>
+          <w:lang w:val="en-US"/>
+        </w:rPr>
+        <w:t xml:space="preserve"> departure was predicated on the belief that Althusser’s theory of ideology created a permanent hierarchy between the "scientist" who understands the structure and the "ignorant" masses who are trapped within it</w:t>
+      </w:r>
+      <w:r>
+        <w:rPr>
+          <w:lang w:val="en-US"/>
+        </w:rPr>
+        <w:t>.</w:t>
+      </w:r>
+      <w:r>
+        <w:rPr>
+          <w:rStyle w:val="EndnoteReference"/>
+          <w:lang w:val="en-US"/>
+        </w:rPr>
+        <w:endnoteReference w:id="14"/>
+      </w:r>
+      <w:r>
+        <w:rPr>
+          <w:lang w:val="en-US"/>
+        </w:rPr>
+        <w:t xml:space="preserve"> From this perspective, Althusser’s state theory becomes a tool of intellectual policing</w:t>
       </w:r>
       <w:r>
         <w:rPr>
@@ -1005,14 +1429,14 @@
         <w:rPr>
           <w:lang w:val="en-US"/>
         </w:rPr>
-        <w:t xml:space="preserve">a way of saying that the oppressed cannot truly know their own condition because they are blinded by the </w:t>
+        <w:t xml:space="preserve">a way of saying that the oppressed cannot truly know their own condition because they are blinded by the Ideological State Apparatus. Yet, even this scathing critique serves to highlight the strength of Althusser’s core observation: that power is not merely something that sits in a parliament or a </w:t>
       </w:r>
       <w:r>
         <w:rPr>
           <w:lang w:val="en-US"/>
         </w:rPr>
         <w:lastRenderedPageBreak/>
-        <w:t>Ideological State Apparatus. Yet, even this scathing critique serves to highlight the strength of Althusser’s core observation: that power is not merely something that sits in a parliament or a palace, but is something that constructs the very language and logic through which we perceive our social world.</w:t>
+        <w:t>palace, but is something that constructs the very language and logic through which we perceive our social world.</w:t>
       </w:r>
     </w:p>
     <w:p>
@@ -1070,7 +1494,49 @@
         <w:rPr>
           <w:lang w:val="en-US"/>
         </w:rPr>
-        <w:t>The exchange between Ralph Miliband and Nicos Poulantzas serves as the definitive field of battle for these competing interpretations of the Althusserian state. Poulantzas criticized Miliband’s instrumentalist view for being trapped in a "problematic of the subject," arguing that focusing on the social background of state elites</w:t>
+        <w:t xml:space="preserve">The exchange between Ralph Miliband and Nicos </w:t>
+      </w:r>
+      <w:proofErr w:type="spellStart"/>
+      <w:r>
+        <w:rPr>
+          <w:lang w:val="en-US"/>
+        </w:rPr>
+        <w:t>Poulantzas</w:t>
+      </w:r>
+      <w:proofErr w:type="spellEnd"/>
+      <w:r>
+        <w:rPr>
+          <w:lang w:val="en-US"/>
+        </w:rPr>
+        <w:t xml:space="preserve"> serves as the definitive field of battle for these competing interpretations of the </w:t>
+      </w:r>
+      <w:proofErr w:type="spellStart"/>
+      <w:r>
+        <w:rPr>
+          <w:lang w:val="en-US"/>
+        </w:rPr>
+        <w:t>Althusserian</w:t>
+      </w:r>
+      <w:proofErr w:type="spellEnd"/>
+      <w:r>
+        <w:rPr>
+          <w:lang w:val="en-US"/>
+        </w:rPr>
+        <w:t xml:space="preserve"> state. </w:t>
+      </w:r>
+      <w:proofErr w:type="spellStart"/>
+      <w:r>
+        <w:rPr>
+          <w:lang w:val="en-US"/>
+        </w:rPr>
+        <w:t>Poulantzas</w:t>
+      </w:r>
+      <w:proofErr w:type="spellEnd"/>
+      <w:r>
+        <w:rPr>
+          <w:lang w:val="en-US"/>
+        </w:rPr>
+        <w:t xml:space="preserve"> criticized Miliband’s instrumentalist view for being trapped in a "problematic of the subject," arguing that focusing on the social background of state elites</w:t>
       </w:r>
       <w:r>
         <w:rPr>
@@ -1094,14 +1560,26 @@
         <w:rPr>
           <w:lang w:val="en-US"/>
         </w:rPr>
-        <w:t>is a form of sociological reductionism. For Poulantzas, following Althusser’s lead, the state is not a "thing" to be seized or a neutral "tool" to be wielded by a specific group. Instead, it is a "social relation" and a "material condensation of a relationship of forces."</w:t>
-      </w:r>
-      <w:r>
-        <w:rPr>
-          <w:rStyle w:val="SonNotBavurusu"/>
-          <w:lang w:val="en-US"/>
-        </w:rPr>
-        <w:endnoteReference w:id="14"/>
+        <w:t>is a form of sociological reductionism. For Poulantzas, following Althusser’s lead, the state is not a "thing" to be seized or a neutral "tool" to be wielded by a specific group. Instead, it is a "social relation" and a "material condensation of a relationship of forces</w:t>
+      </w:r>
+      <w:r>
+        <w:rPr>
+          <w:lang w:val="en-US"/>
+        </w:rPr>
+        <w:t>.</w:t>
+      </w:r>
+      <w:r>
+        <w:rPr>
+          <w:lang w:val="en-US"/>
+        </w:rPr>
+        <w:t>"</w:t>
+      </w:r>
+      <w:r>
+        <w:rPr>
+          <w:rStyle w:val="EndnoteReference"/>
+          <w:lang w:val="en-US"/>
+        </w:rPr>
+        <w:endnoteReference w:id="15"/>
       </w:r>
       <w:r>
         <w:rPr>
@@ -1124,27 +1602,75 @@
         <w:rPr>
           <w:lang w:val="en-US"/>
         </w:rPr>
-        <w:t>However, Poulantzas significantly refined Althusser’s original formulation by arguing against a purely "functionalist" reading of the apparatuses. While Althusser often presented the RSA and ISA as a top-down, seamless machine of indoctrination and force, Poulantzas insisted that the state is internally fractured by the very class struggle it seeks to manage. He criticized the idea that the state is a monolithic bloc, proposing instead that it is a site of permanent strategic tension</w:t>
-      </w:r>
-      <w:r>
-        <w:rPr>
-          <w:rStyle w:val="SonNotBavurusu"/>
-          <w:lang w:val="en-US"/>
-        </w:rPr>
-        <w:endnoteReference w:id="15"/>
-      </w:r>
-      <w:r>
-        <w:rPr>
-          <w:lang w:val="en-US"/>
-        </w:rPr>
-        <w:t xml:space="preserve">. This means the state must constantly negotiate between different factions of the ruling class while simultaneously attempting to disorganize the working class through concessions and ideological maneuvers. By viewing the state as an arena of struggle rather than a static instrument, Poulantzas managed to preserve Althusser’s structural rigor while </w:t>
+        <w:t xml:space="preserve">However, </w:t>
+      </w:r>
+      <w:proofErr w:type="spellStart"/>
+      <w:r>
+        <w:rPr>
+          <w:lang w:val="en-US"/>
+        </w:rPr>
+        <w:t>Poulantzas</w:t>
+      </w:r>
+      <w:proofErr w:type="spellEnd"/>
+      <w:r>
+        <w:rPr>
+          <w:lang w:val="en-US"/>
+        </w:rPr>
+        <w:t xml:space="preserve"> significantly refined Althusser’s original formulation by arguing against a purely "functionalist" reading of the apparatuses. While Althusser often presented the RSA and ISA as a top-down, seamless machine of indoctrination and force, </w:t>
+      </w:r>
+      <w:proofErr w:type="spellStart"/>
+      <w:r>
+        <w:rPr>
+          <w:lang w:val="en-US"/>
+        </w:rPr>
+        <w:t>Poulantzas</w:t>
+      </w:r>
+      <w:proofErr w:type="spellEnd"/>
+      <w:r>
+        <w:rPr>
+          <w:lang w:val="en-US"/>
+        </w:rPr>
+        <w:t xml:space="preserve"> insisted that the state is internally fractured by the very class struggle it seeks to manage. He criticized the idea that the state is a monolithic bloc, proposing instead that it is a site of permanent strategic tension</w:t>
+      </w:r>
+      <w:r>
+        <w:rPr>
+          <w:lang w:val="en-US"/>
+        </w:rPr>
+        <w:t>.</w:t>
+      </w:r>
+      <w:r>
+        <w:rPr>
+          <w:rStyle w:val="EndnoteReference"/>
+          <w:lang w:val="en-US"/>
+        </w:rPr>
+        <w:endnoteReference w:id="16"/>
+      </w:r>
+      <w:r>
+        <w:rPr>
+          <w:lang w:val="en-US"/>
+        </w:rPr>
+        <w:t xml:space="preserve"> This means the state must constantly negotiate between different factions of the ruling class while simultaneously attempting to disorganize the working class through concessions and ideological maneuvers. By viewing the state as an arena of struggle rather than a static instrument, </w:t>
+      </w:r>
+      <w:proofErr w:type="spellStart"/>
+      <w:r>
+        <w:rPr>
+          <w:lang w:val="en-US"/>
+        </w:rPr>
+        <w:t>Poulantzas</w:t>
+      </w:r>
+      <w:proofErr w:type="spellEnd"/>
+      <w:r>
+        <w:rPr>
+          <w:lang w:val="en-US"/>
+        </w:rPr>
+        <w:t xml:space="preserve"> managed to preserve Althusser’s structural rigor while reintroducing a sense of historical dynamism. This critique essentially "saved" Althusser’s theory from appearing too rigid, showing that while the state is determined by the economic </w:t>
       </w:r>
       <w:r>
         <w:rPr>
           <w:lang w:val="en-US"/>
         </w:rPr>
         <w:lastRenderedPageBreak/>
-        <w:t>reintroducing a sense of historical dynamism. This critique essentially "saved" Althusser’s theory from appearing too rigid, showing that while the state is determined by the economic base in the last instance, its daily operation is a messy, overdetermined process of managing social contradictions.</w:t>
+        <w:t>base in the last instance, its daily operation is a messy, overdetermined process of managing social contradictions.</w:t>
       </w:r>
     </w:p>
     <w:p>
@@ -1186,14 +1712,40 @@
         <w:rPr>
           <w:lang w:val="en-US"/>
         </w:rPr>
-        <w:t>he contemporary relevance of Althusserian state theory is most strikingly revealed in the recurring failure of modern uprisings to translate into fundamental structural change. In his late reflections, Althusser offered a chillingly pragmatic observation: the seizure of "state power" does not automatically entail the destruction, or even the slight modification, of the "state apparatus."</w:t>
-      </w:r>
-      <w:r>
-        <w:rPr>
-          <w:rStyle w:val="SonNotBavurusu"/>
-          <w:lang w:val="en-US"/>
-        </w:rPr>
-        <w:endnoteReference w:id="16"/>
+        <w:t xml:space="preserve">he contemporary relevance of </w:t>
+      </w:r>
+      <w:proofErr w:type="spellStart"/>
+      <w:r>
+        <w:rPr>
+          <w:lang w:val="en-US"/>
+        </w:rPr>
+        <w:t>Althusserian</w:t>
+      </w:r>
+      <w:proofErr w:type="spellEnd"/>
+      <w:r>
+        <w:rPr>
+          <w:lang w:val="en-US"/>
+        </w:rPr>
+        <w:t xml:space="preserve"> state theory is most strikingly revealed in the recurring failure of modern uprisings to translate into fundamental structural change. In his late reflections, Althusser offered a chillingly pragmatic observation: the seizure of "state power" does not automatically entail the destruction, or even the slight modification, of the "state apparatus</w:t>
+      </w:r>
+      <w:r>
+        <w:rPr>
+          <w:lang w:val="en-US"/>
+        </w:rPr>
+        <w:t>.</w:t>
+      </w:r>
+      <w:r>
+        <w:rPr>
+          <w:lang w:val="en-US"/>
+        </w:rPr>
+        <w:t>"</w:t>
+      </w:r>
+      <w:r>
+        <w:rPr>
+          <w:rStyle w:val="EndnoteReference"/>
+          <w:lang w:val="en-US"/>
+        </w:rPr>
+        <w:endnoteReference w:id="17"/>
       </w:r>
       <w:r>
         <w:rPr>
@@ -1216,20 +1768,54 @@
         <w:rPr>
           <w:lang w:val="en-US"/>
         </w:rPr>
-        <w:t>This phenomenon aligns with Franco Bifo Berardi’s observations regarding the exhaustion of the modern social imagination. Berardi suggests that despite the massive scale of contemporary protests, they often result in a "deadlock" where the frantic energy of the street fails to penetrate the "semiocapitalist" machine</w:t>
-      </w:r>
-      <w:r>
-        <w:rPr>
-          <w:rStyle w:val="SonNotBavurusu"/>
-          <w:lang w:val="en-US"/>
-        </w:rPr>
-        <w:endnoteReference w:id="17"/>
-      </w:r>
-      <w:r>
-        <w:rPr>
-          <w:lang w:val="en-US"/>
-        </w:rPr>
-        <w:t>. Here, Althusser provides the missing structural link: the reason nothing changes is that the "revolt" remains at the level of a demand for power, while the "apparatus" continues its silent work of reproducing the subject. This mirrors Enzo Traverso’s crucial separation between revolution and revolt. For Traverso, the "melancholy" of the modern left stems from the fact that we have many revolts</w:t>
+        <w:t xml:space="preserve">This phenomenon aligns with Franco </w:t>
+      </w:r>
+      <w:proofErr w:type="spellStart"/>
+      <w:r>
+        <w:rPr>
+          <w:lang w:val="en-US"/>
+        </w:rPr>
+        <w:t>Bifo</w:t>
+      </w:r>
+      <w:proofErr w:type="spellEnd"/>
+      <w:r>
+        <w:rPr>
+          <w:lang w:val="en-US"/>
+        </w:rPr>
+        <w:t xml:space="preserve"> Berardi’s observations regarding the exhaustion of the modern social imagination. Berardi suggests that despite the massive scale of contemporary protests, they often result in a "deadlock" where the frantic energy of the street fails to penetrate the "</w:t>
+      </w:r>
+      <w:proofErr w:type="spellStart"/>
+      <w:r>
+        <w:rPr>
+          <w:lang w:val="en-US"/>
+        </w:rPr>
+        <w:t>semiocapitalist</w:t>
+      </w:r>
+      <w:proofErr w:type="spellEnd"/>
+      <w:r>
+        <w:rPr>
+          <w:lang w:val="en-US"/>
+        </w:rPr>
+        <w:t>" machine</w:t>
+      </w:r>
+      <w:r>
+        <w:rPr>
+          <w:lang w:val="en-US"/>
+        </w:rPr>
+        <w:t>.</w:t>
+      </w:r>
+      <w:r>
+        <w:rPr>
+          <w:rStyle w:val="EndnoteReference"/>
+          <w:lang w:val="en-US"/>
+        </w:rPr>
+        <w:endnoteReference w:id="18"/>
+      </w:r>
+      <w:r>
+        <w:rPr>
+          <w:lang w:val="en-US"/>
+        </w:rPr>
+        <w:t xml:space="preserve"> Here, Althusser provides the missing structural link: the reason nothing changes is that the "revolt" remains at the level of a demand for power, while the "apparatus" continues its silent work of reproducing the subject. This mirrors Enzo Traverso’s crucial separation between revolution and revolt. For Traverso, the "melancholy" of the modern left stems from the fact that we have many revolts</w:t>
       </w:r>
       <w:r>
         <w:rPr>
@@ -1257,16 +1843,30 @@
       </w:r>
       <w:r>
         <w:rPr>
-          <w:rStyle w:val="SonNotBavurusu"/>
-          <w:lang w:val="en-US"/>
-        </w:rPr>
-        <w:endnoteReference w:id="18"/>
-      </w:r>
-      <w:r>
-        <w:rPr>
-          <w:lang w:val="en-US"/>
-        </w:rPr>
-        <w:t xml:space="preserve"> A revolution, in the Althusserian sense, is not a weekend in a public square; it is a protracted, material process of dismantling and replacing the specific apparatuses of reproduction.</w:t>
+          <w:rStyle w:val="EndnoteReference"/>
+          <w:lang w:val="en-US"/>
+        </w:rPr>
+        <w:endnoteReference w:id="19"/>
+      </w:r>
+      <w:r>
+        <w:rPr>
+          <w:lang w:val="en-US"/>
+        </w:rPr>
+        <w:t xml:space="preserve"> A revolution, in the </w:t>
+      </w:r>
+      <w:proofErr w:type="spellStart"/>
+      <w:r>
+        <w:rPr>
+          <w:lang w:val="en-US"/>
+        </w:rPr>
+        <w:t>Althusserian</w:t>
+      </w:r>
+      <w:proofErr w:type="spellEnd"/>
+      <w:r>
+        <w:rPr>
+          <w:lang w:val="en-US"/>
+        </w:rPr>
+        <w:t xml:space="preserve"> sense, is not a weekend in a public square; it is a protracted, material process of dismantling and replacing the specific apparatuses of reproduction.</w:t>
       </w:r>
     </w:p>
     <w:p>
@@ -1295,7 +1895,19 @@
         <w:rPr>
           <w:lang w:val="en-US"/>
         </w:rPr>
-        <w:t>most notably in Alain Badiou’s "logic of the event"</w:t>
+        <w:t>most notably in Alain Badiou’s "logic of the event</w:t>
+      </w:r>
+      <w:r>
+        <w:rPr>
+          <w:lang w:val="en-US"/>
+        </w:rPr>
+        <w:t>,</w:t>
+      </w:r>
+      <w:r>
+        <w:rPr>
+          <w:lang w:val="en-US"/>
+        </w:rPr>
+        <w:t>"</w:t>
       </w:r>
       <w:r>
         <w:rPr>
@@ -1307,27 +1919,53 @@
         <w:rPr>
           <w:lang w:val="en-US"/>
         </w:rPr>
-        <w:t>is the assumption that a sudden rupture can, by the sheer force of its "truth," bypass the state. Badiou emphasizes the unpredictable, near-miraculous quality of the event, often at the expense of the boring, technical work of institutional transformation</w:t>
-      </w:r>
-      <w:r>
-        <w:rPr>
-          <w:rStyle w:val="SonNotBavurusu"/>
-          <w:lang w:val="en-US"/>
-        </w:rPr>
-        <w:endnoteReference w:id="19"/>
-      </w:r>
-      <w:r>
-        <w:rPr>
-          <w:lang w:val="en-US"/>
-        </w:rPr>
-        <w:t xml:space="preserve">. </w:t>
+        <w:t xml:space="preserve">is the assumption that a sudden rupture can, by the sheer force of its "truth," bypass the state. </w:t>
+      </w:r>
+      <w:proofErr w:type="spellStart"/>
+      <w:r>
+        <w:rPr>
+          <w:lang w:val="en-US"/>
+        </w:rPr>
+        <w:t>Badiou</w:t>
+      </w:r>
+      <w:proofErr w:type="spellEnd"/>
+      <w:r>
+        <w:rPr>
+          <w:lang w:val="en-US"/>
+        </w:rPr>
+        <w:t xml:space="preserve"> emphasizes the unpredictable, near-miraculous quality of the event, often at the expense of the boring, technical work of institutional transformation</w:t>
+      </w:r>
+      <w:r>
+        <w:rPr>
+          <w:lang w:val="en-US"/>
+        </w:rPr>
+        <w:t>.</w:t>
+      </w:r>
+      <w:r>
+        <w:rPr>
+          <w:rStyle w:val="EndnoteReference"/>
+          <w:lang w:val="en-US"/>
+        </w:rPr>
+        <w:endnoteReference w:id="20"/>
+      </w:r>
+      <w:r>
+        <w:rPr>
+          <w:lang w:val="en-US"/>
+        </w:rPr>
+        <w:t xml:space="preserve"> By focusing on the "miracle" of the moment, this brand of theory falls into a dangerous voluntarism. It assumes that the state is a neutral vessel that can be easily pushed aside once </w:t>
       </w:r>
       <w:r>
         <w:rPr>
           <w:lang w:val="en-US"/>
         </w:rPr>
         <w:lastRenderedPageBreak/>
-        <w:t>By focusing on the "miracle" of the moment, this brand of theory falls into a dangerous voluntarism. It assumes that the state is a neutral vessel that can be easily pushed aside once the "event" has occurred. Althusser serves as a necessary, if pessimistic, corrective to this. He demonstrates that because the state is an overdetermined complex of material practices, it cannot be defeated by a shift in political "will."</w:t>
+        <w:t>the "event" has occurred. Althusser serves as a necessary, if pessimistic, corrective to this. He demonstrates that because the state is an overdetermined complex of material practices, it cannot be defeated by a shift in political "will"</w:t>
+      </w:r>
+      <w:r>
+        <w:rPr>
+          <w:lang w:val="en-US"/>
+        </w:rPr>
+        <w:t>.</w:t>
       </w:r>
     </w:p>
     <w:p>
@@ -1344,7 +1982,33 @@
         <w:rPr>
           <w:lang w:val="en-US"/>
         </w:rPr>
-        <w:t>Furthermore, Althusser’s relevance today lies in his understanding of the "permanence" of the Ideological State Apparatus. Even when the Repressive Apparatus (the police) is temporarily paralyzed by a mass movement, the Ideological Apparatuses (the family, the school, the media) continue to interpellate individuals into their roles as capitalist subjects. This is why, as we saw in Egypt or Greece, a "radical" moment can be so quickly followed by a return to "business as usual." The subjects of the revolt are still, in their daily habits and economic dependencies, the subjects of the state.</w:t>
+        <w:t xml:space="preserve">Furthermore, Althusser’s relevance today lies in his understanding of the "permanence" of the Ideological State Apparatus. Even when the Repressive Apparatus (the police) is temporarily paralyzed by a mass movement, the Ideological Apparatuses (the family, the school, the media) continue to </w:t>
+      </w:r>
+      <w:proofErr w:type="spellStart"/>
+      <w:r>
+        <w:rPr>
+          <w:lang w:val="en-US"/>
+        </w:rPr>
+        <w:t>interpellate</w:t>
+      </w:r>
+      <w:proofErr w:type="spellEnd"/>
+      <w:r>
+        <w:rPr>
+          <w:lang w:val="en-US"/>
+        </w:rPr>
+        <w:t xml:space="preserve"> individuals into their roles as capitalist subjects. This is why, as we saw in Egypt or Greece, a "radical" moment can be so quickly followed by a return to "business as usual</w:t>
+      </w:r>
+      <w:r>
+        <w:rPr>
+          <w:lang w:val="en-US"/>
+        </w:rPr>
+        <w:t>.</w:t>
+      </w:r>
+      <w:r>
+        <w:rPr>
+          <w:lang w:val="en-US"/>
+        </w:rPr>
+        <w:t>" The subjects of the revolt are still, in their daily habits and economic dependencies, the subjects of the state.</w:t>
       </w:r>
     </w:p>
     <w:p>
@@ -1409,7 +2073,35 @@
         <w:rPr>
           <w:lang w:val="en-US"/>
         </w:rPr>
-        <w:t>To conclude this re-evaluation of Althusserian state theory, we must return to the central tension that has animated the entire discussion: the state is not a thing to be seized, but a strategy to be dismantled. By moving beyond the binary of coercion and ideology, and by integrating the structural insights of the Miliband-Poulantzas debate with the contemporary "melancholy" of the failed event, we arrive at a more rigorous understanding of why the capitalist social formation is so resilient. Althusser’s enduring contribution is his refusal to allow us the luxury of a "pure" revolutionary moment. He forces us to recognize that the state is an overdetermined complex of material apparatuses that reproduces the conditions of production long after the "guards have been changed" at the palace gates.</w:t>
+        <w:t xml:space="preserve">To conclude this re-evaluation of </w:t>
+      </w:r>
+      <w:proofErr w:type="spellStart"/>
+      <w:r>
+        <w:rPr>
+          <w:lang w:val="en-US"/>
+        </w:rPr>
+        <w:t>Althusserian</w:t>
+      </w:r>
+      <w:proofErr w:type="spellEnd"/>
+      <w:r>
+        <w:rPr>
+          <w:lang w:val="en-US"/>
+        </w:rPr>
+        <w:t xml:space="preserve"> state theory, we must return to the central tension that has animated the entire discussion: the state is not a thing to be seized, but a strategy to be dismantled. By moving beyond the binary of coercion and ideology, and by integrating the structural insights of the Miliband-</w:t>
+      </w:r>
+      <w:proofErr w:type="spellStart"/>
+      <w:r>
+        <w:rPr>
+          <w:lang w:val="en-US"/>
+        </w:rPr>
+        <w:t>Poulantzas</w:t>
+      </w:r>
+      <w:proofErr w:type="spellEnd"/>
+      <w:r>
+        <w:rPr>
+          <w:lang w:val="en-US"/>
+        </w:rPr>
+        <w:t xml:space="preserve"> debate with the contemporary "melancholy" of the failed event, we arrive at a more rigorous understanding of why the capitalist social formation is so resilient. Althusser’s enduring contribution is his refusal to allow us the luxury of a "pure" revolutionary moment. He forces us to recognize that the state is an overdetermined complex of material apparatuses that reproduces the conditions of production long after the "guards have been changed" at the palace gates.</w:t>
       </w:r>
     </w:p>
     <w:p>
@@ -1426,32 +2118,52 @@
         <w:rPr>
           <w:lang w:val="en-US"/>
         </w:rPr>
+        <w:t>The "</w:t>
+      </w:r>
+      <w:r>
+        <w:rPr>
+          <w:lang w:val="en-US"/>
+        </w:rPr>
+        <w:t>r</w:t>
+      </w:r>
+      <w:r>
+        <w:rPr>
+          <w:lang w:val="en-US"/>
+        </w:rPr>
+        <w:t>ethinking" of Althusser proposed here suggests that any political project failing to account for the inertia of the apparatus is destined to remain a mere revolt</w:t>
+      </w:r>
+      <w:r>
+        <w:rPr>
+          <w:lang w:val="en-US"/>
+        </w:rPr>
+        <w:t xml:space="preserve">; </w:t>
+      </w:r>
+      <w:r>
+        <w:rPr>
+          <w:lang w:val="en-US"/>
+        </w:rPr>
+        <w:t xml:space="preserve">a temporary rupture that the state is perfectly designed to absorb. As Enzo Traverso and </w:t>
+      </w:r>
+      <w:proofErr w:type="spellStart"/>
+      <w:r>
+        <w:rPr>
+          <w:lang w:val="en-US"/>
+        </w:rPr>
+        <w:t>Bifo</w:t>
+      </w:r>
+      <w:proofErr w:type="spellEnd"/>
+      <w:r>
+        <w:rPr>
+          <w:lang w:val="en-US"/>
+        </w:rPr>
+        <w:t xml:space="preserve"> Berardi have </w:t>
+      </w:r>
+      <w:r>
+        <w:rPr>
+          <w:lang w:val="en-US"/>
+        </w:rPr>
         <w:lastRenderedPageBreak/>
-        <w:t>The "</w:t>
-      </w:r>
-      <w:r>
-        <w:rPr>
-          <w:lang w:val="en-US"/>
-        </w:rPr>
-        <w:t>r</w:t>
-      </w:r>
-      <w:r>
-        <w:rPr>
-          <w:lang w:val="en-US"/>
-        </w:rPr>
-        <w:t>ethinking" of Althusser proposed here suggests that any political project failing to account for the inertia of the apparatus is destined to remain a mere revolt</w:t>
-      </w:r>
-      <w:r>
-        <w:rPr>
-          <w:lang w:val="en-US"/>
-        </w:rPr>
-        <w:t xml:space="preserve">; </w:t>
-      </w:r>
-      <w:r>
-        <w:rPr>
-          <w:lang w:val="en-US"/>
-        </w:rPr>
-        <w:t>a temporary rupture that the state is perfectly designed to absorb. As Enzo Traverso and Bifo Berardi have signaled in the wake of the 2010s uprisings, the "event" without a corresponding "process" of institutional and ideological transformation is a hollow victory. The school, the law, and the family continue their silent work of interpellation, ensuring that the "subject" of the new regime remains, in practice and in habit, the subject of the old economic base.</w:t>
+        <w:t>signaled in the wake of the 2010s uprisings, the "event" without a corresponding "process" of institutional and ideological transformation is a hollow victory. The school, the law, and the family continue their silent work of interpellation, ensuring that the "subject" of the new regime remains, in practice and in habit, the subject of the old economic base.</w:t>
       </w:r>
     </w:p>
     <w:p>
@@ -1468,7 +2180,21 @@
         <w:rPr>
           <w:lang w:val="en-US"/>
         </w:rPr>
-        <w:t>Ultimately, the Althusserian framework reminds us that the "lonely hour of the last instance" is a theoretical horizon, not a historical shortcut. The struggle against the state is a struggle against the very infrastructure of our social reality. It is a slow, technical, and often "boring" labor of counter-reproduction. By recognizing that the state is both "out there" in the RSA and "in here" in the ISA, we move closer to a comprehensive strategy for change</w:t>
+        <w:t xml:space="preserve">Ultimately, the </w:t>
+      </w:r>
+      <w:proofErr w:type="spellStart"/>
+      <w:r>
+        <w:rPr>
+          <w:lang w:val="en-US"/>
+        </w:rPr>
+        <w:t>Althusserian</w:t>
+      </w:r>
+      <w:proofErr w:type="spellEnd"/>
+      <w:r>
+        <w:rPr>
+          <w:lang w:val="en-US"/>
+        </w:rPr>
+        <w:t xml:space="preserve"> framework reminds us that the "lonely hour of the last instance" is a theoretical horizon, not a historical shortcut. The struggle against the state is a struggle against the very infrastructure of our social reality. It is a slow, technical, and often "boring" labor of counter-reproduction. By recognizing that the state is both "out there" in the RSA and "in here" in the ISA, we move closer to a comprehensive strategy for change</w:t>
       </w:r>
       <w:r>
         <w:rPr>
@@ -1506,7 +2232,7 @@
 </file>
 
 <file path=word/endnotes.xml><?xml version="1.0" encoding="utf-8"?>
-<w:endnotes xmlns:wpc="http://schemas.microsoft.com/office/word/2010/wordprocessingCanvas" xmlns:cx="http://schemas.microsoft.com/office/drawing/2014/chartex" xmlns:cx1="http://schemas.microsoft.com/office/drawing/2015/9/8/chartex" xmlns:cx2="http://schemas.microsoft.com/office/drawing/2015/10/21/chartex" xmlns:cx3="http://schemas.microsoft.com/office/drawing/2016/5/9/chartex" xmlns:cx4="http://schemas.microsoft.com/office/drawing/2016/5/10/chartex" xmlns:cx5="http://schemas.microsoft.com/office/drawing/2016/5/11/chartex" xmlns:cx6="http://schemas.microsoft.com/office/drawing/2016/5/12/chartex" xmlns:cx7="http://schemas.microsoft.com/office/drawing/2016/5/13/chartex" xmlns:cx8="http://schemas.microsoft.com/office/drawing/2016/5/14/chartex" xmlns:mc="http://schemas.openxmlformats.org/markup-compatibility/2006" xmlns:aink="http://schemas.microsoft.com/office/drawing/2016/ink" xmlns:am3d="http://schemas.microsoft.com/office/drawing/2017/model3d" xmlns:o="urn:schemas-microsoft-com:office:office" xmlns:oel="http://schemas.microsoft.com/office/2019/extlst" xmlns:r="http://schemas.openxmlformats.org/officeDocument/2006/relationships" xmlns:m="http://schemas.openxmlformats.org/officeDocument/2006/math" xmlns:v="urn:schemas-microsoft-com:vml" xmlns:wp14="http://schemas.microsoft.com/office/word/2010/wordprocessingDrawing" xmlns:wp="http://schemas.openxmlformats.org/drawingml/2006/wordprocessingDrawing" xmlns:w10="urn:schemas-microsoft-com:office:word" xmlns:w="http://schemas.openxmlformats.org/wordprocessingml/2006/main" xmlns:w14="http://schemas.microsoft.com/office/word/2010/wordml" xmlns:w15="http://schemas.microsoft.com/office/word/2012/wordml" xmlns:w16cex="http://schemas.microsoft.com/office/word/2018/wordml/cex" xmlns:w16cid="http://schemas.microsoft.com/office/word/2016/wordml/cid" xmlns:w16="http://schemas.microsoft.com/office/word/2018/wordml" xmlns:w16du="http://schemas.microsoft.com/office/word/2023/wordml/word16du" xmlns:w16sdtdh="http://schemas.microsoft.com/office/word/2020/wordml/sdtdatahash" xmlns:w16sdtfl="http://schemas.microsoft.com/office/word/2024/wordml/sdtformatlock" xmlns:w16se="http://schemas.microsoft.com/office/word/2015/wordml/symex" xmlns:wpg="http://schemas.microsoft.com/office/word/2010/wordprocessingGroup" xmlns:wpi="http://schemas.microsoft.com/office/word/2010/wordprocessingInk" xmlns:wne="http://schemas.microsoft.com/office/word/2006/wordml" xmlns:wps="http://schemas.microsoft.com/office/word/2010/wordprocessingShape" mc:Ignorable="w14 w15 w16se w16cid w16 w16cex w16sdtdh w16sdtfl w16du wp14">
+<w:endnotes xmlns:wpc="http://schemas.microsoft.com/office/word/2010/wordprocessingCanvas" xmlns:cx="http://schemas.microsoft.com/office/drawing/2014/chartex" xmlns:cx1="http://schemas.microsoft.com/office/drawing/2015/9/8/chartex" xmlns:cx2="http://schemas.microsoft.com/office/drawing/2015/10/21/chartex" xmlns:cx3="http://schemas.microsoft.com/office/drawing/2016/5/9/chartex" xmlns:cx4="http://schemas.microsoft.com/office/drawing/2016/5/10/chartex" xmlns:cx5="http://schemas.microsoft.com/office/drawing/2016/5/11/chartex" xmlns:cx6="http://schemas.microsoft.com/office/drawing/2016/5/12/chartex" xmlns:cx7="http://schemas.microsoft.com/office/drawing/2016/5/13/chartex" xmlns:cx8="http://schemas.microsoft.com/office/drawing/2016/5/14/chartex" xmlns:mc="http://schemas.openxmlformats.org/markup-compatibility/2006" xmlns:m="http://schemas.openxmlformats.org/officeDocument/2006/math" xmlns:aink="http://schemas.microsoft.com/office/drawing/2016/ink" xmlns:am3d="http://schemas.microsoft.com/office/drawing/2017/model3d" xmlns:oel="http://schemas.microsoft.com/office/2019/extlst" xmlns:r="http://schemas.openxmlformats.org/officeDocument/2006/relationships" xmlns:wp14="http://schemas.microsoft.com/office/word/2010/wordprocessingDrawing" xmlns:wp="http://schemas.openxmlformats.org/drawingml/2006/wordprocessingDrawing" xmlns:wpg="http://schemas.microsoft.com/office/word/2010/wordprocessingGroup" xmlns:wpi="http://schemas.microsoft.com/office/word/2010/wordprocessingInk" xmlns:wps="http://schemas.microsoft.com/office/word/2010/wordprocessingShape" xmlns:o="urn:schemas-microsoft-com:office:office" xmlns:v="urn:schemas-microsoft-com:vml" xmlns:w10="urn:schemas-microsoft-com:office:word" xmlns:w="http://schemas.openxmlformats.org/wordprocessingml/2006/main" xmlns:w14="http://schemas.microsoft.com/office/word/2010/wordml" xmlns:w15="http://schemas.microsoft.com/office/word/2012/wordml" xmlns:w16cex="http://schemas.microsoft.com/office/word/2018/wordml/cex" xmlns:w16cid="http://schemas.microsoft.com/office/word/2016/wordml/cid" xmlns:w16="http://schemas.microsoft.com/office/word/2018/wordml" xmlns:w16sdtdh="http://schemas.microsoft.com/office/word/2020/wordml/sdtdatahash" xmlns:w16sdtfl="http://schemas.microsoft.com/office/word/2024/wordml/sdtformatlock" xmlns:w16se="http://schemas.microsoft.com/office/word/2015/wordml/symex" xmlns:w16du="http://schemas.microsoft.com/office/word/2023/wordml/word16du" xmlns:wne="http://schemas.microsoft.com/office/word/2006/wordml" mc:Ignorable="w14 w15 w16se w16cid w16 w16cex w16sdtdh w16sdtfl w16du wp14">
   <w:endnote w:type="separator" w:id="-1">
     <w:p>
       <w:pPr>
@@ -1530,16 +2256,16 @@
   <w:endnote w:id="1">
     <w:p>
       <w:pPr>
-        <w:pStyle w:val="SonNotMetni"/>
-        <w:jc w:val="both"/>
-        <w:rPr>
-          <w:rFonts w:ascii="Times New Roman" w:hAnsi="Times New Roman" w:cs="Times New Roman"/>
-          <w:lang w:val="en-US"/>
-        </w:rPr>
-      </w:pPr>
-      <w:r>
-        <w:rPr>
-          <w:rStyle w:val="SonNotBavurusu"/>
+        <w:pStyle w:val="EndnoteText"/>
+        <w:jc w:val="both"/>
+        <w:rPr>
+          <w:rFonts w:ascii="Times New Roman" w:hAnsi="Times New Roman" w:cs="Times New Roman"/>
+          <w:lang w:val="en-US"/>
+        </w:rPr>
+      </w:pPr>
+      <w:r>
+        <w:rPr>
+          <w:rStyle w:val="EndnoteReference"/>
           <w:rFonts w:ascii="Times New Roman" w:hAnsi="Times New Roman" w:cs="Times New Roman"/>
           <w:lang w:val="en-US"/>
         </w:rPr>
@@ -1587,7 +2313,7 @@
   <w:endnote w:id="2">
     <w:p>
       <w:pPr>
-        <w:pStyle w:val="SonNotMetni"/>
+        <w:pStyle w:val="EndnoteText"/>
         <w:jc w:val="both"/>
         <w:rPr>
           <w:lang w:val="tr-TR"/>
@@ -1595,7 +2321,7 @@
       </w:pPr>
       <w:r>
         <w:rPr>
-          <w:rStyle w:val="SonNotBavurusu"/>
+          <w:rStyle w:val="EndnoteReference"/>
           <w:rFonts w:ascii="Times New Roman" w:hAnsi="Times New Roman" w:cs="Times New Roman"/>
           <w:lang w:val="en-US"/>
         </w:rPr>
@@ -1687,16 +2413,16 @@
   <w:endnote w:id="3">
     <w:p>
       <w:pPr>
-        <w:pStyle w:val="SonNotMetni"/>
-        <w:jc w:val="both"/>
-        <w:rPr>
-          <w:rFonts w:ascii="Times New Roman" w:hAnsi="Times New Roman" w:cs="Times New Roman"/>
-          <w:lang w:val="en-US"/>
-        </w:rPr>
-      </w:pPr>
-      <w:r>
-        <w:rPr>
-          <w:rStyle w:val="SonNotBavurusu"/>
+        <w:pStyle w:val="EndnoteText"/>
+        <w:jc w:val="both"/>
+        <w:rPr>
+          <w:rFonts w:ascii="Times New Roman" w:hAnsi="Times New Roman" w:cs="Times New Roman"/>
+          <w:lang w:val="en-US"/>
+        </w:rPr>
+      </w:pPr>
+      <w:r>
+        <w:rPr>
+          <w:rStyle w:val="EndnoteReference"/>
           <w:rFonts w:ascii="Times New Roman" w:hAnsi="Times New Roman" w:cs="Times New Roman"/>
           <w:lang w:val="en-US"/>
         </w:rPr>
@@ -1707,7 +2433,14 @@
           <w:rFonts w:ascii="Times New Roman" w:hAnsi="Times New Roman" w:cs="Times New Roman"/>
           <w:lang w:val="en-US"/>
         </w:rPr>
-        <w:t xml:space="preserve"> Louis Althusser, </w:t>
+        <w:t xml:space="preserve"> </w:t>
+      </w:r>
+      <w:r>
+        <w:rPr>
+          <w:rFonts w:ascii="Times New Roman" w:hAnsi="Times New Roman" w:cs="Times New Roman"/>
+          <w:lang w:val="en-US"/>
+        </w:rPr>
+        <w:t xml:space="preserve">I am using the term in its specific Althusserian sense to describe the process through which ideology creates and pre-figures social subjects. Rather than seeking the consent of already autonomous individuals, ideology "hails" concrete individuals into predefined social roles before they can reflect on them. As Althusser formulates it: I shall then suggest that ideology ‘acts’ or ‘functions’ in such a way that it ‘recruits’ subjects among the individuals (it recruits them all), or ‘transforms’ the individuals into subjects (it transforms them all) by that very precise operation which I have called interpellation or hailing, and which can be imagined along the lines of the most commonplace everyday police (or other) hailing: “Hey, you there!” Louis Althusser, </w:t>
       </w:r>
       <w:r>
         <w:rPr>
@@ -1716,7 +2449,55 @@
           <w:bCs/>
           <w:lang w:val="en-US"/>
         </w:rPr>
-        <w:t>On the Reproduction of Capitalism</w:t>
+        <w:t>Lenin and Philosophy</w:t>
+      </w:r>
+      <w:r>
+        <w:rPr>
+          <w:rFonts w:ascii="Times New Roman" w:hAnsi="Times New Roman" w:cs="Times New Roman"/>
+          <w:lang w:val="en-US"/>
+        </w:rPr>
+        <w:t xml:space="preserve">, </w:t>
+      </w:r>
+      <w:r>
+        <w:rPr>
+          <w:rFonts w:ascii="Times New Roman" w:hAnsi="Times New Roman" w:cs="Times New Roman"/>
+          <w:lang w:val="en-US"/>
+        </w:rPr>
+        <w:t xml:space="preserve">Trans. Ben Brewster, Monthly Review Press, 2001, </w:t>
+      </w:r>
+      <w:r>
+        <w:rPr>
+          <w:rFonts w:ascii="Times New Roman" w:hAnsi="Times New Roman" w:cs="Times New Roman"/>
+          <w:lang w:val="en-US"/>
+        </w:rPr>
+        <w:t>p. 118.</w:t>
+      </w:r>
+    </w:p>
+  </w:endnote>
+  <w:endnote w:id="4">
+    <w:p>
+      <w:pPr>
+        <w:pStyle w:val="EndnoteText"/>
+        <w:jc w:val="both"/>
+        <w:rPr>
+          <w:rFonts w:ascii="Times New Roman" w:hAnsi="Times New Roman" w:cs="Times New Roman"/>
+          <w:lang w:val="en-US"/>
+        </w:rPr>
+      </w:pPr>
+      <w:r>
+        <w:rPr>
+          <w:rStyle w:val="EndnoteReference"/>
+          <w:rFonts w:ascii="Times New Roman" w:hAnsi="Times New Roman" w:cs="Times New Roman"/>
+          <w:lang w:val="en-US"/>
+        </w:rPr>
+        <w:endnoteRef/>
+      </w:r>
+      <w:r>
+        <w:rPr>
+          <w:rFonts w:ascii="Times New Roman" w:hAnsi="Times New Roman" w:cs="Times New Roman"/>
+          <w:lang w:val="en-US"/>
+        </w:rPr>
+        <w:t xml:space="preserve"> Louis Althusser, </w:t>
       </w:r>
       <w:r>
         <w:rPr>
@@ -1725,35 +2506,7 @@
           <w:bCs/>
           <w:lang w:val="en-US"/>
         </w:rPr>
-        <w:t>: Ideology and Ideological State Apparatuses</w:t>
-      </w:r>
-      <w:r>
-        <w:rPr>
-          <w:rFonts w:ascii="Times New Roman" w:hAnsi="Times New Roman" w:cs="Times New Roman"/>
-          <w:lang w:val="en-US"/>
-        </w:rPr>
-        <w:t xml:space="preserve">, </w:t>
-      </w:r>
-      <w:r>
-        <w:rPr>
-          <w:rFonts w:ascii="Times New Roman" w:hAnsi="Times New Roman" w:cs="Times New Roman"/>
-          <w:lang w:val="en-US"/>
-        </w:rPr>
-        <w:t>Trans. G. M. Goshgarian, Verso, 2014, p.</w:t>
-      </w:r>
-      <w:r>
-        <w:rPr>
-          <w:rFonts w:ascii="Times New Roman" w:hAnsi="Times New Roman" w:cs="Times New Roman"/>
-          <w:lang w:val="en-US"/>
-        </w:rPr>
-        <w:t>140-147</w:t>
-      </w:r>
-      <w:r>
-        <w:rPr>
-          <w:rFonts w:ascii="Times New Roman" w:hAnsi="Times New Roman" w:cs="Times New Roman"/>
-          <w:lang w:val="en-US"/>
-        </w:rPr>
-        <w:t xml:space="preserve">, The original: Louis Althusser, </w:t>
+        <w:t>On the Reproduction of Capitalism</w:t>
       </w:r>
       <w:r>
         <w:rPr>
@@ -1762,55 +2515,35 @@
           <w:bCs/>
           <w:lang w:val="en-US"/>
         </w:rPr>
-        <w:t>Sur la reproduction</w:t>
-      </w:r>
-      <w:r>
-        <w:rPr>
-          <w:rFonts w:ascii="Times New Roman" w:hAnsi="Times New Roman" w:cs="Times New Roman"/>
-          <w:lang w:val="en-US"/>
-        </w:rPr>
-        <w:t>, PUB, 1995, p.</w:t>
-      </w:r>
-      <w:r>
-        <w:rPr>
-          <w:rFonts w:ascii="Times New Roman" w:hAnsi="Times New Roman" w:cs="Times New Roman"/>
-          <w:lang w:val="en-US"/>
-        </w:rPr>
-        <w:t xml:space="preserve"> 74-79</w:t>
-      </w:r>
-      <w:r>
-        <w:rPr>
-          <w:rFonts w:ascii="Times New Roman" w:hAnsi="Times New Roman" w:cs="Times New Roman"/>
-          <w:lang w:val="en-US"/>
-        </w:rPr>
-        <w:t>.</w:t>
-      </w:r>
-    </w:p>
-  </w:endnote>
-  <w:endnote w:id="4">
-    <w:p>
-      <w:pPr>
-        <w:pStyle w:val="SonNotMetni"/>
-        <w:jc w:val="both"/>
-        <w:rPr>
-          <w:rFonts w:ascii="Times New Roman" w:hAnsi="Times New Roman" w:cs="Times New Roman"/>
-          <w:lang w:val="en-US"/>
-        </w:rPr>
-      </w:pPr>
-      <w:r>
-        <w:rPr>
-          <w:rStyle w:val="SonNotBavurusu"/>
-          <w:rFonts w:ascii="Times New Roman" w:hAnsi="Times New Roman" w:cs="Times New Roman"/>
-          <w:lang w:val="en-US"/>
-        </w:rPr>
-        <w:endnoteRef/>
-      </w:r>
-      <w:r>
-        <w:rPr>
-          <w:rFonts w:ascii="Times New Roman" w:hAnsi="Times New Roman" w:cs="Times New Roman"/>
-          <w:lang w:val="en-US"/>
-        </w:rPr>
-        <w:t xml:space="preserve"> Louis Althusser, </w:t>
+        <w:t>: Ideology and Ideological State Apparatuses</w:t>
+      </w:r>
+      <w:r>
+        <w:rPr>
+          <w:rFonts w:ascii="Times New Roman" w:hAnsi="Times New Roman" w:cs="Times New Roman"/>
+          <w:lang w:val="en-US"/>
+        </w:rPr>
+        <w:t xml:space="preserve">, </w:t>
+      </w:r>
+      <w:r>
+        <w:rPr>
+          <w:rFonts w:ascii="Times New Roman" w:hAnsi="Times New Roman" w:cs="Times New Roman"/>
+          <w:lang w:val="en-US"/>
+        </w:rPr>
+        <w:t>Trans. G. M. Goshgarian, Verso, 2014, p.</w:t>
+      </w:r>
+      <w:r>
+        <w:rPr>
+          <w:rFonts w:ascii="Times New Roman" w:hAnsi="Times New Roman" w:cs="Times New Roman"/>
+          <w:lang w:val="en-US"/>
+        </w:rPr>
+        <w:t>140-147</w:t>
+      </w:r>
+      <w:r>
+        <w:rPr>
+          <w:rFonts w:ascii="Times New Roman" w:hAnsi="Times New Roman" w:cs="Times New Roman"/>
+          <w:lang w:val="en-US"/>
+        </w:rPr>
+        <w:t xml:space="preserve">, The original: Louis Althusser, </w:t>
       </w:r>
       <w:r>
         <w:rPr>
@@ -1819,30 +2552,44 @@
           <w:bCs/>
           <w:lang w:val="en-US"/>
         </w:rPr>
-        <w:t>On the Reproduction of Capitalism: Ideology and Ideological State Apparatuses</w:t>
-      </w:r>
-      <w:r>
-        <w:rPr>
-          <w:rFonts w:ascii="Times New Roman" w:hAnsi="Times New Roman" w:cs="Times New Roman"/>
-          <w:lang w:val="en-US"/>
-        </w:rPr>
-        <w:t>, p. 258.</w:t>
+        <w:t>Sur la reproduction</w:t>
+      </w:r>
+      <w:r>
+        <w:rPr>
+          <w:rFonts w:ascii="Times New Roman" w:hAnsi="Times New Roman" w:cs="Times New Roman"/>
+          <w:lang w:val="en-US"/>
+        </w:rPr>
+        <w:t>, PUB, 1995, p.</w:t>
+      </w:r>
+      <w:r>
+        <w:rPr>
+          <w:rFonts w:ascii="Times New Roman" w:hAnsi="Times New Roman" w:cs="Times New Roman"/>
+          <w:lang w:val="en-US"/>
+        </w:rPr>
+        <w:t xml:space="preserve"> 74-79</w:t>
+      </w:r>
+      <w:r>
+        <w:rPr>
+          <w:rFonts w:ascii="Times New Roman" w:hAnsi="Times New Roman" w:cs="Times New Roman"/>
+          <w:lang w:val="en-US"/>
+        </w:rPr>
+        <w:t>.</w:t>
       </w:r>
     </w:p>
   </w:endnote>
   <w:endnote w:id="5">
     <w:p>
       <w:pPr>
-        <w:pStyle w:val="SonNotMetni"/>
-        <w:jc w:val="both"/>
-        <w:rPr>
-          <w:rFonts w:ascii="Times New Roman" w:hAnsi="Times New Roman" w:cs="Times New Roman"/>
-          <w:lang w:val="en-US"/>
-        </w:rPr>
-      </w:pPr>
-      <w:r>
-        <w:rPr>
-          <w:rStyle w:val="SonNotBavurusu"/>
+        <w:pStyle w:val="EndnoteText"/>
+        <w:jc w:val="both"/>
+        <w:rPr>
+          <w:rFonts w:ascii="Times New Roman" w:hAnsi="Times New Roman" w:cs="Times New Roman"/>
+          <w:lang w:val="en-US"/>
+        </w:rPr>
+      </w:pPr>
+      <w:r>
+        <w:rPr>
+          <w:rStyle w:val="EndnoteReference"/>
           <w:rFonts w:ascii="Times New Roman" w:hAnsi="Times New Roman" w:cs="Times New Roman"/>
           <w:lang w:val="en-US"/>
         </w:rPr>
@@ -1853,30 +2600,39 @@
           <w:rFonts w:ascii="Times New Roman" w:hAnsi="Times New Roman" w:cs="Times New Roman"/>
           <w:lang w:val="en-US"/>
         </w:rPr>
-        <w:t xml:space="preserve"> </w:t>
-      </w:r>
-      <w:r>
-        <w:rPr>
-          <w:rFonts w:ascii="Times New Roman" w:hAnsi="Times New Roman" w:cs="Times New Roman"/>
-          <w:lang w:val="en-US"/>
-        </w:rPr>
-        <w:t>Ibid., p. 70.</w:t>
+        <w:t xml:space="preserve"> Louis Althusser, </w:t>
+      </w:r>
+      <w:r>
+        <w:rPr>
+          <w:rFonts w:ascii="Times New Roman" w:hAnsi="Times New Roman" w:cs="Times New Roman"/>
+          <w:b/>
+          <w:bCs/>
+          <w:lang w:val="en-US"/>
+        </w:rPr>
+        <w:t>On the Reproduction of Capitalism: Ideology and Ideological State Apparatuses</w:t>
+      </w:r>
+      <w:r>
+        <w:rPr>
+          <w:rFonts w:ascii="Times New Roman" w:hAnsi="Times New Roman" w:cs="Times New Roman"/>
+          <w:lang w:val="en-US"/>
+        </w:rPr>
+        <w:t>, p. 258.</w:t>
       </w:r>
     </w:p>
   </w:endnote>
   <w:endnote w:id="6">
     <w:p>
       <w:pPr>
-        <w:pStyle w:val="SonNotMetni"/>
-        <w:jc w:val="both"/>
-        <w:rPr>
-          <w:rFonts w:ascii="Times New Roman" w:hAnsi="Times New Roman" w:cs="Times New Roman"/>
-          <w:lang w:val="en-US"/>
-        </w:rPr>
-      </w:pPr>
-      <w:r>
-        <w:rPr>
-          <w:rStyle w:val="SonNotBavurusu"/>
+        <w:pStyle w:val="EndnoteText"/>
+        <w:jc w:val="both"/>
+        <w:rPr>
+          <w:rFonts w:ascii="Times New Roman" w:hAnsi="Times New Roman" w:cs="Times New Roman"/>
+          <w:lang w:val="en-US"/>
+        </w:rPr>
+      </w:pPr>
+      <w:r>
+        <w:rPr>
+          <w:rStyle w:val="EndnoteReference"/>
           <w:rFonts w:ascii="Times New Roman" w:hAnsi="Times New Roman" w:cs="Times New Roman"/>
           <w:lang w:val="en-US"/>
         </w:rPr>
@@ -1894,23 +2650,23 @@
           <w:rFonts w:ascii="Times New Roman" w:hAnsi="Times New Roman" w:cs="Times New Roman"/>
           <w:lang w:val="en-US"/>
         </w:rPr>
-        <w:t>Ibid., p. 75</w:t>
+        <w:t>Ibid., p. 70.</w:t>
       </w:r>
     </w:p>
   </w:endnote>
   <w:endnote w:id="7">
     <w:p>
       <w:pPr>
-        <w:pStyle w:val="SonNotMetni"/>
-        <w:jc w:val="both"/>
-        <w:rPr>
-          <w:rFonts w:ascii="Times New Roman" w:hAnsi="Times New Roman" w:cs="Times New Roman"/>
-          <w:lang w:val="en-US"/>
-        </w:rPr>
-      </w:pPr>
-      <w:r>
-        <w:rPr>
-          <w:rStyle w:val="SonNotBavurusu"/>
+        <w:pStyle w:val="EndnoteText"/>
+        <w:jc w:val="both"/>
+        <w:rPr>
+          <w:rFonts w:ascii="Times New Roman" w:hAnsi="Times New Roman" w:cs="Times New Roman"/>
+          <w:lang w:val="en-US"/>
+        </w:rPr>
+      </w:pPr>
+      <w:r>
+        <w:rPr>
+          <w:rStyle w:val="EndnoteReference"/>
           <w:rFonts w:ascii="Times New Roman" w:hAnsi="Times New Roman" w:cs="Times New Roman"/>
           <w:lang w:val="en-US"/>
         </w:rPr>
@@ -1928,23 +2684,57 @@
           <w:rFonts w:ascii="Times New Roman" w:hAnsi="Times New Roman" w:cs="Times New Roman"/>
           <w:lang w:val="en-US"/>
         </w:rPr>
-        <w:t>Ibid., p. 86.</w:t>
+        <w:t>Ibid., p. 75</w:t>
       </w:r>
     </w:p>
   </w:endnote>
   <w:endnote w:id="8">
     <w:p>
       <w:pPr>
-        <w:pStyle w:val="SonNotMetni"/>
-        <w:jc w:val="both"/>
-        <w:rPr>
-          <w:rFonts w:ascii="Times New Roman" w:hAnsi="Times New Roman" w:cs="Times New Roman"/>
-          <w:lang w:val="en-US"/>
-        </w:rPr>
-      </w:pPr>
-      <w:r>
-        <w:rPr>
-          <w:rStyle w:val="SonNotBavurusu"/>
+        <w:pStyle w:val="EndnoteText"/>
+        <w:jc w:val="both"/>
+        <w:rPr>
+          <w:rFonts w:ascii="Times New Roman" w:hAnsi="Times New Roman" w:cs="Times New Roman"/>
+          <w:lang w:val="en-US"/>
+        </w:rPr>
+      </w:pPr>
+      <w:r>
+        <w:rPr>
+          <w:rStyle w:val="EndnoteReference"/>
+          <w:rFonts w:ascii="Times New Roman" w:hAnsi="Times New Roman" w:cs="Times New Roman"/>
+          <w:lang w:val="en-US"/>
+        </w:rPr>
+        <w:endnoteRef/>
+      </w:r>
+      <w:r>
+        <w:rPr>
+          <w:rFonts w:ascii="Times New Roman" w:hAnsi="Times New Roman" w:cs="Times New Roman"/>
+          <w:lang w:val="en-US"/>
+        </w:rPr>
+        <w:t xml:space="preserve"> </w:t>
+      </w:r>
+      <w:r>
+        <w:rPr>
+          <w:rFonts w:ascii="Times New Roman" w:hAnsi="Times New Roman" w:cs="Times New Roman"/>
+          <w:lang w:val="en-US"/>
+        </w:rPr>
+        <w:t>Ibid., p. 86.</w:t>
+      </w:r>
+    </w:p>
+  </w:endnote>
+  <w:endnote w:id="9">
+    <w:p>
+      <w:pPr>
+        <w:pStyle w:val="EndnoteText"/>
+        <w:jc w:val="both"/>
+        <w:rPr>
+          <w:rFonts w:ascii="Times New Roman" w:hAnsi="Times New Roman" w:cs="Times New Roman"/>
+          <w:lang w:val="en-US"/>
+        </w:rPr>
+      </w:pPr>
+      <w:r>
+        <w:rPr>
+          <w:rStyle w:val="EndnoteReference"/>
           <w:rFonts w:ascii="Times New Roman" w:hAnsi="Times New Roman" w:cs="Times New Roman"/>
           <w:lang w:val="en-US"/>
         </w:rPr>
@@ -1975,19 +2765,19 @@
       </w:r>
     </w:p>
   </w:endnote>
-  <w:endnote w:id="9">
-    <w:p>
-      <w:pPr>
-        <w:pStyle w:val="SonNotMetni"/>
-        <w:jc w:val="both"/>
-        <w:rPr>
-          <w:rFonts w:ascii="Times New Roman" w:hAnsi="Times New Roman" w:cs="Times New Roman"/>
-          <w:lang w:val="en-US"/>
-        </w:rPr>
-      </w:pPr>
-      <w:r>
-        <w:rPr>
-          <w:rStyle w:val="SonNotBavurusu"/>
+  <w:endnote w:id="10">
+    <w:p>
+      <w:pPr>
+        <w:pStyle w:val="EndnoteText"/>
+        <w:jc w:val="both"/>
+        <w:rPr>
+          <w:rFonts w:ascii="Times New Roman" w:hAnsi="Times New Roman" w:cs="Times New Roman"/>
+          <w:lang w:val="en-US"/>
+        </w:rPr>
+      </w:pPr>
+      <w:r>
+        <w:rPr>
+          <w:rStyle w:val="EndnoteReference"/>
           <w:rFonts w:ascii="Times New Roman" w:hAnsi="Times New Roman" w:cs="Times New Roman"/>
           <w:lang w:val="en-US"/>
         </w:rPr>
@@ -2025,19 +2815,19 @@
       </w:r>
     </w:p>
   </w:endnote>
-  <w:endnote w:id="10">
-    <w:p>
-      <w:pPr>
-        <w:pStyle w:val="SonNotMetni"/>
-        <w:jc w:val="both"/>
-        <w:rPr>
-          <w:rFonts w:ascii="Times New Roman" w:hAnsi="Times New Roman" w:cs="Times New Roman"/>
-          <w:lang w:val="en-US"/>
-        </w:rPr>
-      </w:pPr>
-      <w:r>
-        <w:rPr>
-          <w:rStyle w:val="SonNotBavurusu"/>
+  <w:endnote w:id="11">
+    <w:p>
+      <w:pPr>
+        <w:pStyle w:val="EndnoteText"/>
+        <w:jc w:val="both"/>
+        <w:rPr>
+          <w:rFonts w:ascii="Times New Roman" w:hAnsi="Times New Roman" w:cs="Times New Roman"/>
+          <w:lang w:val="en-US"/>
+        </w:rPr>
+      </w:pPr>
+      <w:r>
+        <w:rPr>
+          <w:rStyle w:val="EndnoteReference"/>
           <w:rFonts w:ascii="Times New Roman" w:hAnsi="Times New Roman" w:cs="Times New Roman"/>
           <w:lang w:val="en-US"/>
         </w:rPr>
@@ -2058,7 +2848,13 @@
         <w:t>“</w:t>
       </w:r>
       <w:r>
-        <w:t xml:space="preserve">In order to conceptualize this insight with greater rigor and clarity than had been attained by Marx or, probably, than by any of his successors, Althusser appropriates the Freudian category of overdetermination. For psychoanalysis, the manifest text of a dream cannot be read as representing some essential repressed thought; rather, the dream is produced or overdetermined by a heterogeneous conjunction of (principally unconscious) factors, none of which can be inferred from or reduced to any of the others. As applied to the structuration of a social formation, this model allows Althusser to develop in detail the Marxist concept of totality enabled by the basic distinction between determination and dominance”. Carl Freedman, “The Interventional Marxism of Louis Althusser”, </w:t>
+        <w:t>In order to conceptualize this insight with greater rigor and clarity than had been attained by Marx or, probably, than by any of his successors, Althusser appropriates the Freudian category of overdetermination. For psychoanalysis, the manifest text of a dream cannot be read as representing some essential repressed thought; rather, the dream is produced or overdetermined by a heterogeneous conjunction of (principally unconscious) factors, none of which can be inferred from or reduced to any of the others. As applied to the structuration of a social formation, this model allows Althusser to develop in detail the Marxist concept of totality enabled by the basic distinction between determination and dominance</w:t>
+      </w:r>
+      <w:r>
+        <w:t>.</w:t>
+      </w:r>
+      <w:r>
+        <w:t xml:space="preserve">” Carl Freedman, “The Interventional Marxism of Louis Althusser”, </w:t>
       </w:r>
       <w:r>
         <w:rPr>
@@ -2072,19 +2868,19 @@
       </w:r>
     </w:p>
   </w:endnote>
-  <w:endnote w:id="11">
-    <w:p>
-      <w:pPr>
-        <w:pStyle w:val="SonNotMetni"/>
-        <w:jc w:val="both"/>
-        <w:rPr>
-          <w:rFonts w:ascii="Times New Roman" w:hAnsi="Times New Roman" w:cs="Times New Roman"/>
-          <w:lang w:val="en-US"/>
-        </w:rPr>
-      </w:pPr>
-      <w:r>
-        <w:rPr>
-          <w:rStyle w:val="SonNotBavurusu"/>
+  <w:endnote w:id="12">
+    <w:p>
+      <w:pPr>
+        <w:pStyle w:val="EndnoteText"/>
+        <w:jc w:val="both"/>
+        <w:rPr>
+          <w:rFonts w:ascii="Times New Roman" w:hAnsi="Times New Roman" w:cs="Times New Roman"/>
+          <w:lang w:val="en-US"/>
+        </w:rPr>
+      </w:pPr>
+      <w:r>
+        <w:rPr>
+          <w:rStyle w:val="EndnoteReference"/>
           <w:rFonts w:ascii="Times New Roman" w:hAnsi="Times New Roman" w:cs="Times New Roman"/>
           <w:lang w:val="en-US"/>
         </w:rPr>
@@ -2122,19 +2918,19 @@
       </w:r>
     </w:p>
   </w:endnote>
-  <w:endnote w:id="12">
-    <w:p>
-      <w:pPr>
-        <w:pStyle w:val="SonNotMetni"/>
-        <w:jc w:val="both"/>
-        <w:rPr>
-          <w:rFonts w:ascii="Times New Roman" w:hAnsi="Times New Roman" w:cs="Times New Roman"/>
-          <w:lang w:val="en-US"/>
-        </w:rPr>
-      </w:pPr>
-      <w:r>
-        <w:rPr>
-          <w:rStyle w:val="SonNotBavurusu"/>
+  <w:endnote w:id="13">
+    <w:p>
+      <w:pPr>
+        <w:pStyle w:val="EndnoteText"/>
+        <w:jc w:val="both"/>
+        <w:rPr>
+          <w:rFonts w:ascii="Times New Roman" w:hAnsi="Times New Roman" w:cs="Times New Roman"/>
+          <w:lang w:val="en-US"/>
+        </w:rPr>
+      </w:pPr>
+      <w:r>
+        <w:rPr>
+          <w:rStyle w:val="EndnoteReference"/>
           <w:rFonts w:ascii="Times New Roman" w:hAnsi="Times New Roman" w:cs="Times New Roman"/>
           <w:lang w:val="en-US"/>
         </w:rPr>
@@ -2172,19 +2968,19 @@
       </w:r>
     </w:p>
   </w:endnote>
-  <w:endnote w:id="13">
-    <w:p>
-      <w:pPr>
-        <w:pStyle w:val="SonNotMetni"/>
-        <w:jc w:val="both"/>
-        <w:rPr>
-          <w:rFonts w:ascii="Times New Roman" w:hAnsi="Times New Roman" w:cs="Times New Roman"/>
-          <w:lang w:val="en-US"/>
-        </w:rPr>
-      </w:pPr>
-      <w:r>
-        <w:rPr>
-          <w:rStyle w:val="SonNotBavurusu"/>
+  <w:endnote w:id="14">
+    <w:p>
+      <w:pPr>
+        <w:pStyle w:val="EndnoteText"/>
+        <w:jc w:val="both"/>
+        <w:rPr>
+          <w:rFonts w:ascii="Times New Roman" w:hAnsi="Times New Roman" w:cs="Times New Roman"/>
+          <w:lang w:val="en-US"/>
+        </w:rPr>
+      </w:pPr>
+      <w:r>
+        <w:rPr>
+          <w:rStyle w:val="EndnoteReference"/>
           <w:rFonts w:ascii="Times New Roman" w:hAnsi="Times New Roman" w:cs="Times New Roman"/>
           <w:lang w:val="en-US"/>
         </w:rPr>
@@ -2222,19 +3018,19 @@
       </w:r>
     </w:p>
   </w:endnote>
-  <w:endnote w:id="14">
-    <w:p>
-      <w:pPr>
-        <w:pStyle w:val="SonNotMetni"/>
-        <w:jc w:val="both"/>
-        <w:rPr>
-          <w:rFonts w:ascii="Times New Roman" w:hAnsi="Times New Roman" w:cs="Times New Roman"/>
-          <w:lang w:val="en-US"/>
-        </w:rPr>
-      </w:pPr>
-      <w:r>
-        <w:rPr>
-          <w:rStyle w:val="SonNotBavurusu"/>
+  <w:endnote w:id="15">
+    <w:p>
+      <w:pPr>
+        <w:pStyle w:val="EndnoteText"/>
+        <w:jc w:val="both"/>
+        <w:rPr>
+          <w:rFonts w:ascii="Times New Roman" w:hAnsi="Times New Roman" w:cs="Times New Roman"/>
+          <w:lang w:val="en-US"/>
+        </w:rPr>
+      </w:pPr>
+      <w:r>
+        <w:rPr>
+          <w:rStyle w:val="EndnoteReference"/>
           <w:rFonts w:ascii="Times New Roman" w:hAnsi="Times New Roman" w:cs="Times New Roman"/>
           <w:lang w:val="en-US"/>
         </w:rPr>
@@ -2272,19 +3068,19 @@
       </w:r>
     </w:p>
   </w:endnote>
-  <w:endnote w:id="15">
-    <w:p>
-      <w:pPr>
-        <w:pStyle w:val="SonNotMetni"/>
-        <w:jc w:val="both"/>
-        <w:rPr>
-          <w:rFonts w:ascii="Times New Roman" w:hAnsi="Times New Roman" w:cs="Times New Roman"/>
-          <w:lang w:val="en-US"/>
-        </w:rPr>
-      </w:pPr>
-      <w:r>
-        <w:rPr>
-          <w:rStyle w:val="SonNotBavurusu"/>
+  <w:endnote w:id="16">
+    <w:p>
+      <w:pPr>
+        <w:pStyle w:val="EndnoteText"/>
+        <w:jc w:val="both"/>
+        <w:rPr>
+          <w:rFonts w:ascii="Times New Roman" w:hAnsi="Times New Roman" w:cs="Times New Roman"/>
+          <w:lang w:val="en-US"/>
+        </w:rPr>
+      </w:pPr>
+      <w:r>
+        <w:rPr>
+          <w:rStyle w:val="EndnoteReference"/>
           <w:rFonts w:ascii="Times New Roman" w:hAnsi="Times New Roman" w:cs="Times New Roman"/>
           <w:lang w:val="en-US"/>
         </w:rPr>
@@ -2313,19 +3109,19 @@
       </w:r>
     </w:p>
   </w:endnote>
-  <w:endnote w:id="16">
-    <w:p>
-      <w:pPr>
-        <w:pStyle w:val="SonNotMetni"/>
-        <w:jc w:val="both"/>
-        <w:rPr>
-          <w:rFonts w:ascii="Times New Roman" w:hAnsi="Times New Roman" w:cs="Times New Roman"/>
-          <w:lang w:val="en-US"/>
-        </w:rPr>
-      </w:pPr>
-      <w:r>
-        <w:rPr>
-          <w:rStyle w:val="SonNotBavurusu"/>
+  <w:endnote w:id="17">
+    <w:p>
+      <w:pPr>
+        <w:pStyle w:val="EndnoteText"/>
+        <w:jc w:val="both"/>
+        <w:rPr>
+          <w:rFonts w:ascii="Times New Roman" w:hAnsi="Times New Roman" w:cs="Times New Roman"/>
+          <w:lang w:val="en-US"/>
+        </w:rPr>
+      </w:pPr>
+      <w:r>
+        <w:rPr>
+          <w:rStyle w:val="EndnoteReference"/>
           <w:rFonts w:ascii="Times New Roman" w:hAnsi="Times New Roman" w:cs="Times New Roman"/>
           <w:lang w:val="en-US"/>
         </w:rPr>
@@ -2384,19 +3180,19 @@
       </w:r>
     </w:p>
   </w:endnote>
-  <w:endnote w:id="17">
-    <w:p>
-      <w:pPr>
-        <w:pStyle w:val="SonNotMetni"/>
-        <w:jc w:val="both"/>
-        <w:rPr>
-          <w:rFonts w:ascii="Times New Roman" w:hAnsi="Times New Roman" w:cs="Times New Roman"/>
-          <w:lang w:val="en-US"/>
-        </w:rPr>
-      </w:pPr>
-      <w:r>
-        <w:rPr>
-          <w:rStyle w:val="SonNotBavurusu"/>
+  <w:endnote w:id="18">
+    <w:p>
+      <w:pPr>
+        <w:pStyle w:val="EndnoteText"/>
+        <w:jc w:val="both"/>
+        <w:rPr>
+          <w:rFonts w:ascii="Times New Roman" w:hAnsi="Times New Roman" w:cs="Times New Roman"/>
+          <w:lang w:val="en-US"/>
+        </w:rPr>
+      </w:pPr>
+      <w:r>
+        <w:rPr>
+          <w:rStyle w:val="EndnoteReference"/>
           <w:rFonts w:ascii="Times New Roman" w:hAnsi="Times New Roman" w:cs="Times New Roman"/>
           <w:lang w:val="en-US"/>
         </w:rPr>
@@ -2434,19 +3230,19 @@
       </w:r>
     </w:p>
   </w:endnote>
-  <w:endnote w:id="18">
-    <w:p>
-      <w:pPr>
-        <w:pStyle w:val="SonNotMetni"/>
-        <w:jc w:val="both"/>
-        <w:rPr>
-          <w:rFonts w:ascii="Times New Roman" w:hAnsi="Times New Roman" w:cs="Times New Roman"/>
-          <w:lang w:val="en-US"/>
-        </w:rPr>
-      </w:pPr>
-      <w:r>
-        <w:rPr>
-          <w:rStyle w:val="SonNotBavurusu"/>
+  <w:endnote w:id="19">
+    <w:p>
+      <w:pPr>
+        <w:pStyle w:val="EndnoteText"/>
+        <w:jc w:val="both"/>
+        <w:rPr>
+          <w:rFonts w:ascii="Times New Roman" w:hAnsi="Times New Roman" w:cs="Times New Roman"/>
+          <w:lang w:val="en-US"/>
+        </w:rPr>
+      </w:pPr>
+      <w:r>
+        <w:rPr>
+          <w:rStyle w:val="EndnoteReference"/>
           <w:rFonts w:ascii="Times New Roman" w:hAnsi="Times New Roman" w:cs="Times New Roman"/>
           <w:lang w:val="en-US"/>
         </w:rPr>
@@ -2507,10 +3303,10 @@
       </w:r>
     </w:p>
   </w:endnote>
-  <w:endnote w:id="19">
-    <w:p>
-      <w:pPr>
-        <w:pStyle w:val="SonNotMetni"/>
+  <w:endnote w:id="20">
+    <w:p>
+      <w:pPr>
+        <w:pStyle w:val="EndnoteText"/>
         <w:jc w:val="both"/>
         <w:rPr>
           <w:lang w:val="tr-TR"/>
@@ -2518,7 +3314,7 @@
       </w:pPr>
       <w:r>
         <w:rPr>
-          <w:rStyle w:val="SonNotBavurusu"/>
+          <w:rStyle w:val="EndnoteReference"/>
           <w:rFonts w:ascii="Times New Roman" w:hAnsi="Times New Roman" w:cs="Times New Roman"/>
           <w:lang w:val="en-US"/>
         </w:rPr>
@@ -2567,11 +3363,11 @@
 </file>
 
 <file path=word/footer1.xml><?xml version="1.0" encoding="utf-8"?>
-<w:ftr xmlns:wpc="http://schemas.microsoft.com/office/word/2010/wordprocessingCanvas" xmlns:cx="http://schemas.microsoft.com/office/drawing/2014/chartex" xmlns:cx1="http://schemas.microsoft.com/office/drawing/2015/9/8/chartex" xmlns:cx2="http://schemas.microsoft.com/office/drawing/2015/10/21/chartex" xmlns:cx3="http://schemas.microsoft.com/office/drawing/2016/5/9/chartex" xmlns:cx4="http://schemas.microsoft.com/office/drawing/2016/5/10/chartex" xmlns:cx5="http://schemas.microsoft.com/office/drawing/2016/5/11/chartex" xmlns:cx6="http://schemas.microsoft.com/office/drawing/2016/5/12/chartex" xmlns:cx7="http://schemas.microsoft.com/office/drawing/2016/5/13/chartex" xmlns:cx8="http://schemas.microsoft.com/office/drawing/2016/5/14/chartex" xmlns:mc="http://schemas.openxmlformats.org/markup-compatibility/2006" xmlns:aink="http://schemas.microsoft.com/office/drawing/2016/ink" xmlns:am3d="http://schemas.microsoft.com/office/drawing/2017/model3d" xmlns:o="urn:schemas-microsoft-com:office:office" xmlns:oel="http://schemas.microsoft.com/office/2019/extlst" xmlns:r="http://schemas.openxmlformats.org/officeDocument/2006/relationships" xmlns:m="http://schemas.openxmlformats.org/officeDocument/2006/math" xmlns:v="urn:schemas-microsoft-com:vml" xmlns:wp14="http://schemas.microsoft.com/office/word/2010/wordprocessingDrawing" xmlns:wp="http://schemas.openxmlformats.org/drawingml/2006/wordprocessingDrawing" xmlns:w10="urn:schemas-microsoft-com:office:word" xmlns:w="http://schemas.openxmlformats.org/wordprocessingml/2006/main" xmlns:w14="http://schemas.microsoft.com/office/word/2010/wordml" xmlns:w15="http://schemas.microsoft.com/office/word/2012/wordml" xmlns:w16cex="http://schemas.microsoft.com/office/word/2018/wordml/cex" xmlns:w16cid="http://schemas.microsoft.com/office/word/2016/wordml/cid" xmlns:w16="http://schemas.microsoft.com/office/word/2018/wordml" xmlns:w16du="http://schemas.microsoft.com/office/word/2023/wordml/word16du" xmlns:w16sdtdh="http://schemas.microsoft.com/office/word/2020/wordml/sdtdatahash" xmlns:w16sdtfl="http://schemas.microsoft.com/office/word/2024/wordml/sdtformatlock" xmlns:w16se="http://schemas.microsoft.com/office/word/2015/wordml/symex" xmlns:wpg="http://schemas.microsoft.com/office/word/2010/wordprocessingGroup" xmlns:wpi="http://schemas.microsoft.com/office/word/2010/wordprocessingInk" xmlns:wne="http://schemas.microsoft.com/office/word/2006/wordml" xmlns:wps="http://schemas.microsoft.com/office/word/2010/wordprocessingShape" mc:Ignorable="w14 w15 w16se w16cid w16 w16cex w16sdtdh w16sdtfl w16du wp14">
+<w:ftr xmlns:wpc="http://schemas.microsoft.com/office/word/2010/wordprocessingCanvas" xmlns:cx="http://schemas.microsoft.com/office/drawing/2014/chartex" xmlns:cx1="http://schemas.microsoft.com/office/drawing/2015/9/8/chartex" xmlns:cx2="http://schemas.microsoft.com/office/drawing/2015/10/21/chartex" xmlns:cx3="http://schemas.microsoft.com/office/drawing/2016/5/9/chartex" xmlns:cx4="http://schemas.microsoft.com/office/drawing/2016/5/10/chartex" xmlns:cx5="http://schemas.microsoft.com/office/drawing/2016/5/11/chartex" xmlns:cx6="http://schemas.microsoft.com/office/drawing/2016/5/12/chartex" xmlns:cx7="http://schemas.microsoft.com/office/drawing/2016/5/13/chartex" xmlns:cx8="http://schemas.microsoft.com/office/drawing/2016/5/14/chartex" xmlns:mc="http://schemas.openxmlformats.org/markup-compatibility/2006" xmlns:m="http://schemas.openxmlformats.org/officeDocument/2006/math" xmlns:aink="http://schemas.microsoft.com/office/drawing/2016/ink" xmlns:am3d="http://schemas.microsoft.com/office/drawing/2017/model3d" xmlns:oel="http://schemas.microsoft.com/office/2019/extlst" xmlns:r="http://schemas.openxmlformats.org/officeDocument/2006/relationships" xmlns:wp14="http://schemas.microsoft.com/office/word/2010/wordprocessingDrawing" xmlns:wp="http://schemas.openxmlformats.org/drawingml/2006/wordprocessingDrawing" xmlns:wpg="http://schemas.microsoft.com/office/word/2010/wordprocessingGroup" xmlns:wpi="http://schemas.microsoft.com/office/word/2010/wordprocessingInk" xmlns:wps="http://schemas.microsoft.com/office/word/2010/wordprocessingShape" xmlns:o="urn:schemas-microsoft-com:office:office" xmlns:v="urn:schemas-microsoft-com:vml" xmlns:w10="urn:schemas-microsoft-com:office:word" xmlns:w="http://schemas.openxmlformats.org/wordprocessingml/2006/main" xmlns:w14="http://schemas.microsoft.com/office/word/2010/wordml" xmlns:w15="http://schemas.microsoft.com/office/word/2012/wordml" xmlns:w16cex="http://schemas.microsoft.com/office/word/2018/wordml/cex" xmlns:w16cid="http://schemas.microsoft.com/office/word/2016/wordml/cid" xmlns:w16="http://schemas.microsoft.com/office/word/2018/wordml" xmlns:w16sdtdh="http://schemas.microsoft.com/office/word/2020/wordml/sdtdatahash" xmlns:w16sdtfl="http://schemas.microsoft.com/office/word/2024/wordml/sdtformatlock" xmlns:w16se="http://schemas.microsoft.com/office/word/2015/wordml/symex" xmlns:w16du="http://schemas.microsoft.com/office/word/2023/wordml/word16du" xmlns:wne="http://schemas.microsoft.com/office/word/2006/wordml" mc:Ignorable="w14 w15 w16se w16cid w16 w16cex w16sdtdh w16sdtfl w16du wp14">
   <w:sdt>
     <w:sdtPr>
       <w:rPr>
-        <w:rStyle w:val="SayfaNumaras"/>
+        <w:rStyle w:val="PageNumber"/>
       </w:rPr>
       <w:id w:val="964933282"/>
       <w:docPartObj>
@@ -2582,33 +3378,33 @@
     <w:sdtContent>
       <w:p>
         <w:pPr>
-          <w:pStyle w:val="AltBilgi"/>
+          <w:pStyle w:val="Footer"/>
           <w:framePr w:wrap="none" w:vAnchor="text" w:hAnchor="margin" w:xAlign="center" w:y="1"/>
           <w:rPr>
-            <w:rStyle w:val="SayfaNumaras"/>
+            <w:rStyle w:val="PageNumber"/>
           </w:rPr>
         </w:pPr>
         <w:r>
           <w:rPr>
-            <w:rStyle w:val="SayfaNumaras"/>
+            <w:rStyle w:val="PageNumber"/>
           </w:rPr>
           <w:fldChar w:fldCharType="begin"/>
         </w:r>
         <w:r>
           <w:rPr>
-            <w:rStyle w:val="SayfaNumaras"/>
+            <w:rStyle w:val="PageNumber"/>
           </w:rPr>
           <w:instrText xml:space="preserve"> PAGE </w:instrText>
         </w:r>
         <w:r>
           <w:rPr>
-            <w:rStyle w:val="SayfaNumaras"/>
+            <w:rStyle w:val="PageNumber"/>
           </w:rPr>
           <w:fldChar w:fldCharType="separate"/>
         </w:r>
         <w:r>
           <w:rPr>
-            <w:rStyle w:val="SayfaNumaras"/>
+            <w:rStyle w:val="PageNumber"/>
           </w:rPr>
           <w:fldChar w:fldCharType="end"/>
         </w:r>
@@ -2617,18 +3413,18 @@
   </w:sdt>
   <w:p>
     <w:pPr>
-      <w:pStyle w:val="AltBilgi"/>
+      <w:pStyle w:val="Footer"/>
     </w:pPr>
   </w:p>
 </w:ftr>
 </file>
 
 <file path=word/footer2.xml><?xml version="1.0" encoding="utf-8"?>
-<w:ftr xmlns:wpc="http://schemas.microsoft.com/office/word/2010/wordprocessingCanvas" xmlns:cx="http://schemas.microsoft.com/office/drawing/2014/chartex" xmlns:cx1="http://schemas.microsoft.com/office/drawing/2015/9/8/chartex" xmlns:cx2="http://schemas.microsoft.com/office/drawing/2015/10/21/chartex" xmlns:cx3="http://schemas.microsoft.com/office/drawing/2016/5/9/chartex" xmlns:cx4="http://schemas.microsoft.com/office/drawing/2016/5/10/chartex" xmlns:cx5="http://schemas.microsoft.com/office/drawing/2016/5/11/chartex" xmlns:cx6="http://schemas.microsoft.com/office/drawing/2016/5/12/chartex" xmlns:cx7="http://schemas.microsoft.com/office/drawing/2016/5/13/chartex" xmlns:cx8="http://schemas.microsoft.com/office/drawing/2016/5/14/chartex" xmlns:mc="http://schemas.openxmlformats.org/markup-compatibility/2006" xmlns:aink="http://schemas.microsoft.com/office/drawing/2016/ink" xmlns:am3d="http://schemas.microsoft.com/office/drawing/2017/model3d" xmlns:o="urn:schemas-microsoft-com:office:office" xmlns:oel="http://schemas.microsoft.com/office/2019/extlst" xmlns:r="http://schemas.openxmlformats.org/officeDocument/2006/relationships" xmlns:m="http://schemas.openxmlformats.org/officeDocument/2006/math" xmlns:v="urn:schemas-microsoft-com:vml" xmlns:wp14="http://schemas.microsoft.com/office/word/2010/wordprocessingDrawing" xmlns:wp="http://schemas.openxmlformats.org/drawingml/2006/wordprocessingDrawing" xmlns:w10="urn:schemas-microsoft-com:office:word" xmlns:w="http://schemas.openxmlformats.org/wordprocessingml/2006/main" xmlns:w14="http://schemas.microsoft.com/office/word/2010/wordml" xmlns:w15="http://schemas.microsoft.com/office/word/2012/wordml" xmlns:w16cex="http://schemas.microsoft.com/office/word/2018/wordml/cex" xmlns:w16cid="http://schemas.microsoft.com/office/word/2016/wordml/cid" xmlns:w16="http://schemas.microsoft.com/office/word/2018/wordml" xmlns:w16du="http://schemas.microsoft.com/office/word/2023/wordml/word16du" xmlns:w16sdtdh="http://schemas.microsoft.com/office/word/2020/wordml/sdtdatahash" xmlns:w16sdtfl="http://schemas.microsoft.com/office/word/2024/wordml/sdtformatlock" xmlns:w16se="http://schemas.microsoft.com/office/word/2015/wordml/symex" xmlns:wpg="http://schemas.microsoft.com/office/word/2010/wordprocessingGroup" xmlns:wpi="http://schemas.microsoft.com/office/word/2010/wordprocessingInk" xmlns:wne="http://schemas.microsoft.com/office/word/2006/wordml" xmlns:wps="http://schemas.microsoft.com/office/word/2010/wordprocessingShape" mc:Ignorable="w14 w15 w16se w16cid w16 w16cex w16sdtdh w16sdtfl w16du wp14">
+<w:ftr xmlns:wpc="http://schemas.microsoft.com/office/word/2010/wordprocessingCanvas" xmlns:cx="http://schemas.microsoft.com/office/drawing/2014/chartex" xmlns:cx1="http://schemas.microsoft.com/office/drawing/2015/9/8/chartex" xmlns:cx2="http://schemas.microsoft.com/office/drawing/2015/10/21/chartex" xmlns:cx3="http://schemas.microsoft.com/office/drawing/2016/5/9/chartex" xmlns:cx4="http://schemas.microsoft.com/office/drawing/2016/5/10/chartex" xmlns:cx5="http://schemas.microsoft.com/office/drawing/2016/5/11/chartex" xmlns:cx6="http://schemas.microsoft.com/office/drawing/2016/5/12/chartex" xmlns:cx7="http://schemas.microsoft.com/office/drawing/2016/5/13/chartex" xmlns:cx8="http://schemas.microsoft.com/office/drawing/2016/5/14/chartex" xmlns:mc="http://schemas.openxmlformats.org/markup-compatibility/2006" xmlns:m="http://schemas.openxmlformats.org/officeDocument/2006/math" xmlns:aink="http://schemas.microsoft.com/office/drawing/2016/ink" xmlns:am3d="http://schemas.microsoft.com/office/drawing/2017/model3d" xmlns:oel="http://schemas.microsoft.com/office/2019/extlst" xmlns:r="http://schemas.openxmlformats.org/officeDocument/2006/relationships" xmlns:wp14="http://schemas.microsoft.com/office/word/2010/wordprocessingDrawing" xmlns:wp="http://schemas.openxmlformats.org/drawingml/2006/wordprocessingDrawing" xmlns:wpg="http://schemas.microsoft.com/office/word/2010/wordprocessingGroup" xmlns:wpi="http://schemas.microsoft.com/office/word/2010/wordprocessingInk" xmlns:wps="http://schemas.microsoft.com/office/word/2010/wordprocessingShape" xmlns:o="urn:schemas-microsoft-com:office:office" xmlns:v="urn:schemas-microsoft-com:vml" xmlns:w10="urn:schemas-microsoft-com:office:word" xmlns:w="http://schemas.openxmlformats.org/wordprocessingml/2006/main" xmlns:w14="http://schemas.microsoft.com/office/word/2010/wordml" xmlns:w15="http://schemas.microsoft.com/office/word/2012/wordml" xmlns:w16cex="http://schemas.microsoft.com/office/word/2018/wordml/cex" xmlns:w16cid="http://schemas.microsoft.com/office/word/2016/wordml/cid" xmlns:w16="http://schemas.microsoft.com/office/word/2018/wordml" xmlns:w16sdtdh="http://schemas.microsoft.com/office/word/2020/wordml/sdtdatahash" xmlns:w16sdtfl="http://schemas.microsoft.com/office/word/2024/wordml/sdtformatlock" xmlns:w16se="http://schemas.microsoft.com/office/word/2015/wordml/symex" xmlns:w16du="http://schemas.microsoft.com/office/word/2023/wordml/word16du" xmlns:wne="http://schemas.microsoft.com/office/word/2006/wordml" mc:Ignorable="w14 w15 w16se w16cid w16 w16cex w16sdtdh w16sdtfl w16du wp14">
   <w:sdt>
     <w:sdtPr>
       <w:rPr>
-        <w:rStyle w:val="SayfaNumaras"/>
+        <w:rStyle w:val="PageNumber"/>
       </w:rPr>
       <w:id w:val="1992129330"/>
       <w:docPartObj>
@@ -2639,40 +3435,40 @@
     <w:sdtContent>
       <w:p>
         <w:pPr>
-          <w:pStyle w:val="AltBilgi"/>
+          <w:pStyle w:val="Footer"/>
           <w:framePr w:wrap="none" w:vAnchor="text" w:hAnchor="margin" w:xAlign="center" w:y="1"/>
           <w:rPr>
-            <w:rStyle w:val="SayfaNumaras"/>
+            <w:rStyle w:val="PageNumber"/>
           </w:rPr>
         </w:pPr>
         <w:r>
           <w:rPr>
-            <w:rStyle w:val="SayfaNumaras"/>
+            <w:rStyle w:val="PageNumber"/>
           </w:rPr>
           <w:fldChar w:fldCharType="begin"/>
         </w:r>
         <w:r>
           <w:rPr>
-            <w:rStyle w:val="SayfaNumaras"/>
+            <w:rStyle w:val="PageNumber"/>
           </w:rPr>
           <w:instrText xml:space="preserve"> PAGE </w:instrText>
         </w:r>
         <w:r>
           <w:rPr>
-            <w:rStyle w:val="SayfaNumaras"/>
+            <w:rStyle w:val="PageNumber"/>
           </w:rPr>
           <w:fldChar w:fldCharType="separate"/>
         </w:r>
         <w:r>
           <w:rPr>
-            <w:rStyle w:val="SayfaNumaras"/>
+            <w:rStyle w:val="PageNumber"/>
             <w:noProof/>
           </w:rPr>
           <w:t>1</w:t>
         </w:r>
         <w:r>
           <w:rPr>
-            <w:rStyle w:val="SayfaNumaras"/>
+            <w:rStyle w:val="PageNumber"/>
           </w:rPr>
           <w:fldChar w:fldCharType="end"/>
         </w:r>
@@ -2681,14 +3477,14 @@
   </w:sdt>
   <w:p>
     <w:pPr>
-      <w:pStyle w:val="AltBilgi"/>
+      <w:pStyle w:val="Footer"/>
     </w:pPr>
   </w:p>
 </w:ftr>
 </file>
 
 <file path=word/footnotes.xml><?xml version="1.0" encoding="utf-8"?>
-<w:footnotes xmlns:wpc="http://schemas.microsoft.com/office/word/2010/wordprocessingCanvas" xmlns:cx="http://schemas.microsoft.com/office/drawing/2014/chartex" xmlns:cx1="http://schemas.microsoft.com/office/drawing/2015/9/8/chartex" xmlns:cx2="http://schemas.microsoft.com/office/drawing/2015/10/21/chartex" xmlns:cx3="http://schemas.microsoft.com/office/drawing/2016/5/9/chartex" xmlns:cx4="http://schemas.microsoft.com/office/drawing/2016/5/10/chartex" xmlns:cx5="http://schemas.microsoft.com/office/drawing/2016/5/11/chartex" xmlns:cx6="http://schemas.microsoft.com/office/drawing/2016/5/12/chartex" xmlns:cx7="http://schemas.microsoft.com/office/drawing/2016/5/13/chartex" xmlns:cx8="http://schemas.microsoft.com/office/drawing/2016/5/14/chartex" xmlns:mc="http://schemas.openxmlformats.org/markup-compatibility/2006" xmlns:aink="http://schemas.microsoft.com/office/drawing/2016/ink" xmlns:am3d="http://schemas.microsoft.com/office/drawing/2017/model3d" xmlns:o="urn:schemas-microsoft-com:office:office" xmlns:oel="http://schemas.microsoft.com/office/2019/extlst" xmlns:r="http://schemas.openxmlformats.org/officeDocument/2006/relationships" xmlns:m="http://schemas.openxmlformats.org/officeDocument/2006/math" xmlns:v="urn:schemas-microsoft-com:vml" xmlns:wp14="http://schemas.microsoft.com/office/word/2010/wordprocessingDrawing" xmlns:wp="http://schemas.openxmlformats.org/drawingml/2006/wordprocessingDrawing" xmlns:w10="urn:schemas-microsoft-com:office:word" xmlns:w="http://schemas.openxmlformats.org/wordprocessingml/2006/main" xmlns:w14="http://schemas.microsoft.com/office/word/2010/wordml" xmlns:w15="http://schemas.microsoft.com/office/word/2012/wordml" xmlns:w16cex="http://schemas.microsoft.com/office/word/2018/wordml/cex" xmlns:w16cid="http://schemas.microsoft.com/office/word/2016/wordml/cid" xmlns:w16="http://schemas.microsoft.com/office/word/2018/wordml" xmlns:w16du="http://schemas.microsoft.com/office/word/2023/wordml/word16du" xmlns:w16sdtdh="http://schemas.microsoft.com/office/word/2020/wordml/sdtdatahash" xmlns:w16sdtfl="http://schemas.microsoft.com/office/word/2024/wordml/sdtformatlock" xmlns:w16se="http://schemas.microsoft.com/office/word/2015/wordml/symex" xmlns:wpg="http://schemas.microsoft.com/office/word/2010/wordprocessingGroup" xmlns:wpi="http://schemas.microsoft.com/office/word/2010/wordprocessingInk" xmlns:wne="http://schemas.microsoft.com/office/word/2006/wordml" xmlns:wps="http://schemas.microsoft.com/office/word/2010/wordprocessingShape" mc:Ignorable="w14 w15 w16se w16cid w16 w16cex w16sdtdh w16sdtfl w16du wp14">
+<w:footnotes xmlns:wpc="http://schemas.microsoft.com/office/word/2010/wordprocessingCanvas" xmlns:cx="http://schemas.microsoft.com/office/drawing/2014/chartex" xmlns:cx1="http://schemas.microsoft.com/office/drawing/2015/9/8/chartex" xmlns:cx2="http://schemas.microsoft.com/office/drawing/2015/10/21/chartex" xmlns:cx3="http://schemas.microsoft.com/office/drawing/2016/5/9/chartex" xmlns:cx4="http://schemas.microsoft.com/office/drawing/2016/5/10/chartex" xmlns:cx5="http://schemas.microsoft.com/office/drawing/2016/5/11/chartex" xmlns:cx6="http://schemas.microsoft.com/office/drawing/2016/5/12/chartex" xmlns:cx7="http://schemas.microsoft.com/office/drawing/2016/5/13/chartex" xmlns:cx8="http://schemas.microsoft.com/office/drawing/2016/5/14/chartex" xmlns:mc="http://schemas.openxmlformats.org/markup-compatibility/2006" xmlns:m="http://schemas.openxmlformats.org/officeDocument/2006/math" xmlns:aink="http://schemas.microsoft.com/office/drawing/2016/ink" xmlns:am3d="http://schemas.microsoft.com/office/drawing/2017/model3d" xmlns:oel="http://schemas.microsoft.com/office/2019/extlst" xmlns:r="http://schemas.openxmlformats.org/officeDocument/2006/relationships" xmlns:wp14="http://schemas.microsoft.com/office/word/2010/wordprocessingDrawing" xmlns:wp="http://schemas.openxmlformats.org/drawingml/2006/wordprocessingDrawing" xmlns:wpg="http://schemas.microsoft.com/office/word/2010/wordprocessingGroup" xmlns:wpi="http://schemas.microsoft.com/office/word/2010/wordprocessingInk" xmlns:wps="http://schemas.microsoft.com/office/word/2010/wordprocessingShape" xmlns:o="urn:schemas-microsoft-com:office:office" xmlns:v="urn:schemas-microsoft-com:vml" xmlns:w10="urn:schemas-microsoft-com:office:word" xmlns:w="http://schemas.openxmlformats.org/wordprocessingml/2006/main" xmlns:w14="http://schemas.microsoft.com/office/word/2010/wordml" xmlns:w15="http://schemas.microsoft.com/office/word/2012/wordml" xmlns:w16cex="http://schemas.microsoft.com/office/word/2018/wordml/cex" xmlns:w16cid="http://schemas.microsoft.com/office/word/2016/wordml/cid" xmlns:w16="http://schemas.microsoft.com/office/word/2018/wordml" xmlns:w16sdtdh="http://schemas.microsoft.com/office/word/2020/wordml/sdtdatahash" xmlns:w16sdtfl="http://schemas.microsoft.com/office/word/2024/wordml/sdtformatlock" xmlns:w16se="http://schemas.microsoft.com/office/word/2015/wordml/symex" xmlns:w16du="http://schemas.microsoft.com/office/word/2023/wordml/word16du" xmlns:wne="http://schemas.microsoft.com/office/word/2006/wordml" mc:Ignorable="w14 w15 w16se w16cid w16 w16cex w16sdtdh w16sdtfl w16du wp14">
   <w:footnote w:type="separator" w:id="-1">
     <w:p>
       <w:pPr>
@@ -2713,7 +3509,7 @@
 </file>
 
 <file path=word/styles.xml><?xml version="1.0" encoding="utf-8"?>
-<w:styles xmlns:mc="http://schemas.openxmlformats.org/markup-compatibility/2006" xmlns:r="http://schemas.openxmlformats.org/officeDocument/2006/relationships" xmlns:w="http://schemas.openxmlformats.org/wordprocessingml/2006/main" xmlns:w14="http://schemas.microsoft.com/office/word/2010/wordml" xmlns:w15="http://schemas.microsoft.com/office/word/2012/wordml" xmlns:w16cex="http://schemas.microsoft.com/office/word/2018/wordml/cex" xmlns:w16cid="http://schemas.microsoft.com/office/word/2016/wordml/cid" xmlns:w16="http://schemas.microsoft.com/office/word/2018/wordml" xmlns:w16du="http://schemas.microsoft.com/office/word/2023/wordml/word16du" xmlns:w16sdtdh="http://schemas.microsoft.com/office/word/2020/wordml/sdtdatahash" xmlns:w16sdtfl="http://schemas.microsoft.com/office/word/2024/wordml/sdtformatlock" xmlns:w16se="http://schemas.microsoft.com/office/word/2015/wordml/symex" mc:Ignorable="w14 w15 w16se w16cid w16 w16cex w16sdtdh w16sdtfl w16du">
+<w:styles xmlns:mc="http://schemas.openxmlformats.org/markup-compatibility/2006" xmlns:r="http://schemas.openxmlformats.org/officeDocument/2006/relationships" xmlns:w="http://schemas.openxmlformats.org/wordprocessingml/2006/main" xmlns:w14="http://schemas.microsoft.com/office/word/2010/wordml" xmlns:w15="http://schemas.microsoft.com/office/word/2012/wordml" xmlns:w16cex="http://schemas.microsoft.com/office/word/2018/wordml/cex" xmlns:w16cid="http://schemas.microsoft.com/office/word/2016/wordml/cid" xmlns:w16="http://schemas.microsoft.com/office/word/2018/wordml" xmlns:w16sdtdh="http://schemas.microsoft.com/office/word/2020/wordml/sdtdatahash" xmlns:w16sdtfl="http://schemas.microsoft.com/office/word/2024/wordml/sdtformatlock" xmlns:w16se="http://schemas.microsoft.com/office/word/2015/wordml/symex" xmlns:w16du="http://schemas.microsoft.com/office/word/2023/wordml/word16du" mc:Ignorable="w14 w15 w16se w16cid w16 w16cex w16sdtdh w16sdtfl w16du">
   <w:docDefaults>
     <w:rPrDefault>
       <w:rPr>
@@ -2721,7 +3517,7 @@
         <w:kern w:val="2"/>
         <w:sz w:val="24"/>
         <w:szCs w:val="24"/>
-        <w:lang w:val="tr-HU" w:eastAsia="en-US" w:bidi="ar-SA"/>
+        <w:lang w:eastAsia="en-US" w:bidi="ar-SA"/>
         <w14:ligatures w14:val="standardContextual"/>
       </w:rPr>
     </w:rPrDefault>
@@ -3113,11 +3909,11 @@
     <w:name w:val="Normal"/>
     <w:qFormat/>
   </w:style>
-  <w:style w:type="paragraph" w:styleId="Balk1">
+  <w:style w:type="paragraph" w:styleId="Heading1">
     <w:name w:val="heading 1"/>
     <w:basedOn w:val="Normal"/>
     <w:next w:val="Normal"/>
-    <w:link w:val="Balk1Char"/>
+    <w:link w:val="Heading1Char"/>
     <w:uiPriority w:val="9"/>
     <w:qFormat/>
     <w:rsid w:val="004860CC"/>
@@ -3134,11 +3930,11 @@
       <w:szCs w:val="40"/>
     </w:rPr>
   </w:style>
-  <w:style w:type="paragraph" w:styleId="Balk2">
+  <w:style w:type="paragraph" w:styleId="Heading2">
     <w:name w:val="heading 2"/>
     <w:basedOn w:val="Normal"/>
     <w:next w:val="Normal"/>
-    <w:link w:val="Balk2Char"/>
+    <w:link w:val="Heading2Char"/>
     <w:uiPriority w:val="9"/>
     <w:semiHidden/>
     <w:unhideWhenUsed/>
@@ -3157,11 +3953,11 @@
       <w:szCs w:val="32"/>
     </w:rPr>
   </w:style>
-  <w:style w:type="paragraph" w:styleId="Balk3">
+  <w:style w:type="paragraph" w:styleId="Heading3">
     <w:name w:val="heading 3"/>
     <w:basedOn w:val="Normal"/>
     <w:next w:val="Normal"/>
-    <w:link w:val="Balk3Char"/>
+    <w:link w:val="Heading3Char"/>
     <w:uiPriority w:val="9"/>
     <w:semiHidden/>
     <w:unhideWhenUsed/>
@@ -3180,11 +3976,11 @@
       <w:szCs w:val="28"/>
     </w:rPr>
   </w:style>
-  <w:style w:type="paragraph" w:styleId="Balk4">
+  <w:style w:type="paragraph" w:styleId="Heading4">
     <w:name w:val="heading 4"/>
     <w:basedOn w:val="Normal"/>
     <w:next w:val="Normal"/>
-    <w:link w:val="Balk4Char"/>
+    <w:link w:val="Heading4Char"/>
     <w:uiPriority w:val="9"/>
     <w:semiHidden/>
     <w:unhideWhenUsed/>
@@ -3203,11 +3999,11 @@
       <w:color w:val="0F4761" w:themeColor="accent1" w:themeShade="BF"/>
     </w:rPr>
   </w:style>
-  <w:style w:type="paragraph" w:styleId="Balk5">
+  <w:style w:type="paragraph" w:styleId="Heading5">
     <w:name w:val="heading 5"/>
     <w:basedOn w:val="Normal"/>
     <w:next w:val="Normal"/>
-    <w:link w:val="Balk5Char"/>
+    <w:link w:val="Heading5Char"/>
     <w:uiPriority w:val="9"/>
     <w:semiHidden/>
     <w:unhideWhenUsed/>
@@ -3224,11 +4020,11 @@
       <w:color w:val="0F4761" w:themeColor="accent1" w:themeShade="BF"/>
     </w:rPr>
   </w:style>
-  <w:style w:type="paragraph" w:styleId="Balk6">
+  <w:style w:type="paragraph" w:styleId="Heading6">
     <w:name w:val="heading 6"/>
     <w:basedOn w:val="Normal"/>
     <w:next w:val="Normal"/>
-    <w:link w:val="Balk6Char"/>
+    <w:link w:val="Heading6Char"/>
     <w:uiPriority w:val="9"/>
     <w:semiHidden/>
     <w:unhideWhenUsed/>
@@ -3247,11 +4043,11 @@
       <w:color w:val="595959" w:themeColor="text1" w:themeTint="A6"/>
     </w:rPr>
   </w:style>
-  <w:style w:type="paragraph" w:styleId="Balk7">
+  <w:style w:type="paragraph" w:styleId="Heading7">
     <w:name w:val="heading 7"/>
     <w:basedOn w:val="Normal"/>
     <w:next w:val="Normal"/>
-    <w:link w:val="Balk7Char"/>
+    <w:link w:val="Heading7Char"/>
     <w:uiPriority w:val="9"/>
     <w:semiHidden/>
     <w:unhideWhenUsed/>
@@ -3268,11 +4064,11 @@
       <w:color w:val="595959" w:themeColor="text1" w:themeTint="A6"/>
     </w:rPr>
   </w:style>
-  <w:style w:type="paragraph" w:styleId="Balk8">
+  <w:style w:type="paragraph" w:styleId="Heading8">
     <w:name w:val="heading 8"/>
     <w:basedOn w:val="Normal"/>
     <w:next w:val="Normal"/>
-    <w:link w:val="Balk8Char"/>
+    <w:link w:val="Heading8Char"/>
     <w:uiPriority w:val="9"/>
     <w:semiHidden/>
     <w:unhideWhenUsed/>
@@ -3291,11 +4087,11 @@
       <w:color w:val="272727" w:themeColor="text1" w:themeTint="D8"/>
     </w:rPr>
   </w:style>
-  <w:style w:type="paragraph" w:styleId="Balk9">
+  <w:style w:type="paragraph" w:styleId="Heading9">
     <w:name w:val="heading 9"/>
     <w:basedOn w:val="Normal"/>
     <w:next w:val="Normal"/>
-    <w:link w:val="Balk9Char"/>
+    <w:link w:val="Heading9Char"/>
     <w:uiPriority w:val="9"/>
     <w:semiHidden/>
     <w:unhideWhenUsed/>
@@ -3312,13 +4108,13 @@
       <w:color w:val="272727" w:themeColor="text1" w:themeTint="D8"/>
     </w:rPr>
   </w:style>
-  <w:style w:type="character" w:default="1" w:styleId="VarsaylanParagrafYazTipi">
+  <w:style w:type="character" w:default="1" w:styleId="DefaultParagraphFont">
     <w:name w:val="Default Paragraph Font"/>
     <w:uiPriority w:val="1"/>
     <w:semiHidden/>
     <w:unhideWhenUsed/>
   </w:style>
-  <w:style w:type="table" w:default="1" w:styleId="NormalTablo">
+  <w:style w:type="table" w:default="1" w:styleId="TableNormal">
     <w:name w:val="Normal Table"/>
     <w:uiPriority w:val="99"/>
     <w:semiHidden/>
@@ -3333,16 +4129,16 @@
       </w:tblCellMar>
     </w:tblPr>
   </w:style>
-  <w:style w:type="numbering" w:default="1" w:styleId="ListeYok">
+  <w:style w:type="numbering" w:default="1" w:styleId="NoList">
     <w:name w:val="No List"/>
     <w:uiPriority w:val="99"/>
     <w:semiHidden/>
     <w:unhideWhenUsed/>
   </w:style>
-  <w:style w:type="character" w:customStyle="1" w:styleId="Balk1Char">
-    <w:name w:val="Başlık 1 Char"/>
-    <w:basedOn w:val="VarsaylanParagrafYazTipi"/>
-    <w:link w:val="Balk1"/>
+  <w:style w:type="character" w:customStyle="1" w:styleId="Heading1Char">
+    <w:name w:val="Heading 1 Char"/>
+    <w:basedOn w:val="DefaultParagraphFont"/>
+    <w:link w:val="Heading1"/>
     <w:uiPriority w:val="9"/>
     <w:rsid w:val="004860CC"/>
     <w:rPr>
@@ -3352,10 +4148,10 @@
       <w:szCs w:val="40"/>
     </w:rPr>
   </w:style>
-  <w:style w:type="character" w:customStyle="1" w:styleId="Balk2Char">
-    <w:name w:val="Başlık 2 Char"/>
-    <w:basedOn w:val="VarsaylanParagrafYazTipi"/>
-    <w:link w:val="Balk2"/>
+  <w:style w:type="character" w:customStyle="1" w:styleId="Heading2Char">
+    <w:name w:val="Heading 2 Char"/>
+    <w:basedOn w:val="DefaultParagraphFont"/>
+    <w:link w:val="Heading2"/>
     <w:uiPriority w:val="9"/>
     <w:semiHidden/>
     <w:rsid w:val="004860CC"/>
@@ -3366,10 +4162,10 @@
       <w:szCs w:val="32"/>
     </w:rPr>
   </w:style>
-  <w:style w:type="character" w:customStyle="1" w:styleId="Balk3Char">
-    <w:name w:val="Başlık 3 Char"/>
-    <w:basedOn w:val="VarsaylanParagrafYazTipi"/>
-    <w:link w:val="Balk3"/>
+  <w:style w:type="character" w:customStyle="1" w:styleId="Heading3Char">
+    <w:name w:val="Heading 3 Char"/>
+    <w:basedOn w:val="DefaultParagraphFont"/>
+    <w:link w:val="Heading3"/>
     <w:uiPriority w:val="9"/>
     <w:semiHidden/>
     <w:rsid w:val="004860CC"/>
@@ -3380,10 +4176,10 @@
       <w:szCs w:val="28"/>
     </w:rPr>
   </w:style>
-  <w:style w:type="character" w:customStyle="1" w:styleId="Balk4Char">
-    <w:name w:val="Başlık 4 Char"/>
-    <w:basedOn w:val="VarsaylanParagrafYazTipi"/>
-    <w:link w:val="Balk4"/>
+  <w:style w:type="character" w:customStyle="1" w:styleId="Heading4Char">
+    <w:name w:val="Heading 4 Char"/>
+    <w:basedOn w:val="DefaultParagraphFont"/>
+    <w:link w:val="Heading4"/>
     <w:uiPriority w:val="9"/>
     <w:semiHidden/>
     <w:rsid w:val="004860CC"/>
@@ -3394,10 +4190,10 @@
       <w:color w:val="0F4761" w:themeColor="accent1" w:themeShade="BF"/>
     </w:rPr>
   </w:style>
-  <w:style w:type="character" w:customStyle="1" w:styleId="Balk5Char">
-    <w:name w:val="Başlık 5 Char"/>
-    <w:basedOn w:val="VarsaylanParagrafYazTipi"/>
-    <w:link w:val="Balk5"/>
+  <w:style w:type="character" w:customStyle="1" w:styleId="Heading5Char">
+    <w:name w:val="Heading 5 Char"/>
+    <w:basedOn w:val="DefaultParagraphFont"/>
+    <w:link w:val="Heading5"/>
     <w:uiPriority w:val="9"/>
     <w:semiHidden/>
     <w:rsid w:val="004860CC"/>
@@ -3406,10 +4202,10 @@
       <w:color w:val="0F4761" w:themeColor="accent1" w:themeShade="BF"/>
     </w:rPr>
   </w:style>
-  <w:style w:type="character" w:customStyle="1" w:styleId="Balk6Char">
-    <w:name w:val="Başlık 6 Char"/>
-    <w:basedOn w:val="VarsaylanParagrafYazTipi"/>
-    <w:link w:val="Balk6"/>
+  <w:style w:type="character" w:customStyle="1" w:styleId="Heading6Char">
+    <w:name w:val="Heading 6 Char"/>
+    <w:basedOn w:val="DefaultParagraphFont"/>
+    <w:link w:val="Heading6"/>
     <w:uiPriority w:val="9"/>
     <w:semiHidden/>
     <w:rsid w:val="004860CC"/>
@@ -3420,10 +4216,10 @@
       <w:color w:val="595959" w:themeColor="text1" w:themeTint="A6"/>
     </w:rPr>
   </w:style>
-  <w:style w:type="character" w:customStyle="1" w:styleId="Balk7Char">
-    <w:name w:val="Başlık 7 Char"/>
-    <w:basedOn w:val="VarsaylanParagrafYazTipi"/>
-    <w:link w:val="Balk7"/>
+  <w:style w:type="character" w:customStyle="1" w:styleId="Heading7Char">
+    <w:name w:val="Heading 7 Char"/>
+    <w:basedOn w:val="DefaultParagraphFont"/>
+    <w:link w:val="Heading7"/>
     <w:uiPriority w:val="9"/>
     <w:semiHidden/>
     <w:rsid w:val="004860CC"/>
@@ -3432,10 +4228,10 @@
       <w:color w:val="595959" w:themeColor="text1" w:themeTint="A6"/>
     </w:rPr>
   </w:style>
-  <w:style w:type="character" w:customStyle="1" w:styleId="Balk8Char">
-    <w:name w:val="Başlık 8 Char"/>
-    <w:basedOn w:val="VarsaylanParagrafYazTipi"/>
-    <w:link w:val="Balk8"/>
+  <w:style w:type="character" w:customStyle="1" w:styleId="Heading8Char">
+    <w:name w:val="Heading 8 Char"/>
+    <w:basedOn w:val="DefaultParagraphFont"/>
+    <w:link w:val="Heading8"/>
     <w:uiPriority w:val="9"/>
     <w:semiHidden/>
     <w:rsid w:val="004860CC"/>
@@ -3446,10 +4242,10 @@
       <w:color w:val="272727" w:themeColor="text1" w:themeTint="D8"/>
     </w:rPr>
   </w:style>
-  <w:style w:type="character" w:customStyle="1" w:styleId="Balk9Char">
-    <w:name w:val="Başlık 9 Char"/>
-    <w:basedOn w:val="VarsaylanParagrafYazTipi"/>
-    <w:link w:val="Balk9"/>
+  <w:style w:type="character" w:customStyle="1" w:styleId="Heading9Char">
+    <w:name w:val="Heading 9 Char"/>
+    <w:basedOn w:val="DefaultParagraphFont"/>
+    <w:link w:val="Heading9"/>
     <w:uiPriority w:val="9"/>
     <w:semiHidden/>
     <w:rsid w:val="004860CC"/>
@@ -3458,11 +4254,11 @@
       <w:color w:val="272727" w:themeColor="text1" w:themeTint="D8"/>
     </w:rPr>
   </w:style>
-  <w:style w:type="paragraph" w:styleId="KonuBal">
+  <w:style w:type="paragraph" w:styleId="Title">
     <w:name w:val="Title"/>
     <w:basedOn w:val="Normal"/>
     <w:next w:val="Normal"/>
-    <w:link w:val="KonuBalChar"/>
+    <w:link w:val="TitleChar"/>
     <w:uiPriority w:val="10"/>
     <w:qFormat/>
     <w:rsid w:val="004860CC"/>
@@ -3478,10 +4274,10 @@
       <w:szCs w:val="56"/>
     </w:rPr>
   </w:style>
-  <w:style w:type="character" w:customStyle="1" w:styleId="KonuBalChar">
-    <w:name w:val="Konu Başlığı Char"/>
-    <w:basedOn w:val="VarsaylanParagrafYazTipi"/>
-    <w:link w:val="KonuBal"/>
+  <w:style w:type="character" w:customStyle="1" w:styleId="TitleChar">
+    <w:name w:val="Title Char"/>
+    <w:basedOn w:val="DefaultParagraphFont"/>
+    <w:link w:val="Title"/>
     <w:uiPriority w:val="10"/>
     <w:rsid w:val="004860CC"/>
     <w:rPr>
@@ -3492,11 +4288,11 @@
       <w:szCs w:val="56"/>
     </w:rPr>
   </w:style>
-  <w:style w:type="paragraph" w:styleId="Altyaz">
+  <w:style w:type="paragraph" w:styleId="Subtitle">
     <w:name w:val="Subtitle"/>
     <w:basedOn w:val="Normal"/>
     <w:next w:val="Normal"/>
-    <w:link w:val="AltyazChar"/>
+    <w:link w:val="SubtitleChar"/>
     <w:uiPriority w:val="11"/>
     <w:qFormat/>
     <w:rsid w:val="004860CC"/>
@@ -3513,10 +4309,10 @@
       <w:szCs w:val="28"/>
     </w:rPr>
   </w:style>
-  <w:style w:type="character" w:customStyle="1" w:styleId="AltyazChar">
-    <w:name w:val="Altyazı Char"/>
-    <w:basedOn w:val="VarsaylanParagrafYazTipi"/>
-    <w:link w:val="Altyaz"/>
+  <w:style w:type="character" w:customStyle="1" w:styleId="SubtitleChar">
+    <w:name w:val="Subtitle Char"/>
+    <w:basedOn w:val="DefaultParagraphFont"/>
+    <w:link w:val="Subtitle"/>
     <w:uiPriority w:val="11"/>
     <w:rsid w:val="004860CC"/>
     <w:rPr>
@@ -3527,11 +4323,11 @@
       <w:szCs w:val="28"/>
     </w:rPr>
   </w:style>
-  <w:style w:type="paragraph" w:styleId="Alnt">
+  <w:style w:type="paragraph" w:styleId="Quote">
     <w:name w:val="Quote"/>
     <w:basedOn w:val="Normal"/>
     <w:next w:val="Normal"/>
-    <w:link w:val="AlntChar"/>
+    <w:link w:val="QuoteChar"/>
     <w:uiPriority w:val="29"/>
     <w:qFormat/>
     <w:rsid w:val="004860CC"/>
@@ -3545,10 +4341,10 @@
       <w:color w:val="404040" w:themeColor="text1" w:themeTint="BF"/>
     </w:rPr>
   </w:style>
-  <w:style w:type="character" w:customStyle="1" w:styleId="AlntChar">
-    <w:name w:val="Alıntı Char"/>
-    <w:basedOn w:val="VarsaylanParagrafYazTipi"/>
-    <w:link w:val="Alnt"/>
+  <w:style w:type="character" w:customStyle="1" w:styleId="QuoteChar">
+    <w:name w:val="Quote Char"/>
+    <w:basedOn w:val="DefaultParagraphFont"/>
+    <w:link w:val="Quote"/>
     <w:uiPriority w:val="29"/>
     <w:rsid w:val="004860CC"/>
     <w:rPr>
@@ -3557,7 +4353,7 @@
       <w:color w:val="404040" w:themeColor="text1" w:themeTint="BF"/>
     </w:rPr>
   </w:style>
-  <w:style w:type="paragraph" w:styleId="ListeParagraf">
+  <w:style w:type="paragraph" w:styleId="ListParagraph">
     <w:name w:val="List Paragraph"/>
     <w:basedOn w:val="Normal"/>
     <w:uiPriority w:val="34"/>
@@ -3568,9 +4364,9 @@
       <w:contextualSpacing/>
     </w:pPr>
   </w:style>
-  <w:style w:type="character" w:styleId="GlVurgulama">
+  <w:style w:type="character" w:styleId="IntenseEmphasis">
     <w:name w:val="Intense Emphasis"/>
-    <w:basedOn w:val="VarsaylanParagrafYazTipi"/>
+    <w:basedOn w:val="DefaultParagraphFont"/>
     <w:uiPriority w:val="21"/>
     <w:qFormat/>
     <w:rsid w:val="004860CC"/>
@@ -3580,11 +4376,11 @@
       <w:color w:val="0F4761" w:themeColor="accent1" w:themeShade="BF"/>
     </w:rPr>
   </w:style>
-  <w:style w:type="paragraph" w:styleId="GlAlnt">
+  <w:style w:type="paragraph" w:styleId="IntenseQuote">
     <w:name w:val="Intense Quote"/>
     <w:basedOn w:val="Normal"/>
     <w:next w:val="Normal"/>
-    <w:link w:val="GlAlntChar"/>
+    <w:link w:val="IntenseQuoteChar"/>
     <w:uiPriority w:val="30"/>
     <w:qFormat/>
     <w:rsid w:val="004860CC"/>
@@ -3603,10 +4399,10 @@
       <w:color w:val="0F4761" w:themeColor="accent1" w:themeShade="BF"/>
     </w:rPr>
   </w:style>
-  <w:style w:type="character" w:customStyle="1" w:styleId="GlAlntChar">
-    <w:name w:val="Güçlü Alıntı Char"/>
-    <w:basedOn w:val="VarsaylanParagrafYazTipi"/>
-    <w:link w:val="GlAlnt"/>
+  <w:style w:type="character" w:customStyle="1" w:styleId="IntenseQuoteChar">
+    <w:name w:val="Intense Quote Char"/>
+    <w:basedOn w:val="DefaultParagraphFont"/>
+    <w:link w:val="IntenseQuote"/>
     <w:uiPriority w:val="30"/>
     <w:rsid w:val="004860CC"/>
     <w:rPr>
@@ -3615,9 +4411,9 @@
       <w:color w:val="0F4761" w:themeColor="accent1" w:themeShade="BF"/>
     </w:rPr>
   </w:style>
-  <w:style w:type="character" w:styleId="GlBavuru">
+  <w:style w:type="character" w:styleId="IntenseReference">
     <w:name w:val="Intense Reference"/>
-    <w:basedOn w:val="VarsaylanParagrafYazTipi"/>
+    <w:basedOn w:val="DefaultParagraphFont"/>
     <w:uiPriority w:val="32"/>
     <w:qFormat/>
     <w:rsid w:val="004860CC"/>
@@ -3645,10 +4441,10 @@
       <w14:ligatures w14:val="none"/>
     </w:rPr>
   </w:style>
-  <w:style w:type="paragraph" w:styleId="SonNotMetni">
+  <w:style w:type="paragraph" w:styleId="EndnoteText">
     <w:name w:val="endnote text"/>
     <w:basedOn w:val="Normal"/>
-    <w:link w:val="SonNotMetniChar"/>
+    <w:link w:val="EndnoteTextChar"/>
     <w:uiPriority w:val="99"/>
     <w:semiHidden/>
     <w:unhideWhenUsed/>
@@ -3661,10 +4457,10 @@
       <w:szCs w:val="20"/>
     </w:rPr>
   </w:style>
-  <w:style w:type="character" w:customStyle="1" w:styleId="SonNotMetniChar">
-    <w:name w:val="Son Not Metni Char"/>
-    <w:basedOn w:val="VarsaylanParagrafYazTipi"/>
-    <w:link w:val="SonNotMetni"/>
+  <w:style w:type="character" w:customStyle="1" w:styleId="EndnoteTextChar">
+    <w:name w:val="Endnote Text Char"/>
+    <w:basedOn w:val="DefaultParagraphFont"/>
+    <w:link w:val="EndnoteText"/>
     <w:uiPriority w:val="99"/>
     <w:semiHidden/>
     <w:rsid w:val="00F062E3"/>
@@ -3673,9 +4469,9 @@
       <w:szCs w:val="20"/>
     </w:rPr>
   </w:style>
-  <w:style w:type="character" w:styleId="SonNotBavurusu">
+  <w:style w:type="character" w:styleId="EndnoteReference">
     <w:name w:val="endnote reference"/>
-    <w:basedOn w:val="VarsaylanParagrafYazTipi"/>
+    <w:basedOn w:val="DefaultParagraphFont"/>
     <w:uiPriority w:val="99"/>
     <w:semiHidden/>
     <w:unhideWhenUsed/>
@@ -3684,10 +4480,10 @@
       <w:vertAlign w:val="superscript"/>
     </w:rPr>
   </w:style>
-  <w:style w:type="paragraph" w:styleId="AltBilgi">
+  <w:style w:type="paragraph" w:styleId="Footer">
     <w:name w:val="footer"/>
     <w:basedOn w:val="Normal"/>
-    <w:link w:val="AltBilgiChar"/>
+    <w:link w:val="FooterChar"/>
     <w:uiPriority w:val="99"/>
     <w:unhideWhenUsed/>
     <w:rsid w:val="00290417"/>
@@ -3699,16 +4495,16 @@
       <w:spacing w:after="0" w:line="240" w:lineRule="auto"/>
     </w:pPr>
   </w:style>
-  <w:style w:type="character" w:customStyle="1" w:styleId="AltBilgiChar">
-    <w:name w:val="Alt Bilgi Char"/>
-    <w:basedOn w:val="VarsaylanParagrafYazTipi"/>
-    <w:link w:val="AltBilgi"/>
+  <w:style w:type="character" w:customStyle="1" w:styleId="FooterChar">
+    <w:name w:val="Footer Char"/>
+    <w:basedOn w:val="DefaultParagraphFont"/>
+    <w:link w:val="Footer"/>
     <w:uiPriority w:val="99"/>
     <w:rsid w:val="00290417"/>
   </w:style>
-  <w:style w:type="character" w:styleId="SayfaNumaras">
+  <w:style w:type="character" w:styleId="PageNumber">
     <w:name w:val="page number"/>
-    <w:basedOn w:val="VarsaylanParagrafYazTipi"/>
+    <w:basedOn w:val="DefaultParagraphFont"/>
     <w:uiPriority w:val="99"/>
     <w:semiHidden/>
     <w:unhideWhenUsed/>
